--- a/prosas/met/TFG_ACV_Estiercol_MASTER.docx
+++ b/prosas/met/TFG_ACV_Estiercol_MASTER.docx
@@ -708,7 +708,7 @@
     </w:p>
     <w:p>
       <w:pPr>
-        <w:pStyle w:val="Heading1"/>
+        <w:pStyle w:val="Ttulo1"/>
         <w:numPr>
           <w:ilvl w:val="0"/>
           <w:numId w:val="2"/>
@@ -2510,7 +2510,7 @@
     </w:p>
     <w:p>
       <w:pPr>
-        <w:pStyle w:val="Heading1"/>
+        <w:pStyle w:val="Ttulo1"/>
         <w:numPr>
           <w:ilvl w:val="0"/>
           <w:numId w:val="2"/>
@@ -3657,7 +3657,7 @@
     </w:p>
     <w:p>
       <w:pPr>
-        <w:pStyle w:val="Heading1"/>
+        <w:pStyle w:val="Ttulo1"/>
         <w:numPr>
           <w:ilvl w:val="0"/>
           <w:numId w:val="2"/>
@@ -9503,7 +9503,7 @@
     </w:p>
     <w:p>
       <w:pPr>
-        <w:pStyle w:val="Heading1"/>
+        <w:pStyle w:val="Ttulo1"/>
         <w:numPr>
           <w:ilvl w:val="0"/>
           <w:numId w:val="2"/>
@@ -9535,7 +9535,7 @@
     </w:p>
     <w:p>
       <w:pPr>
-        <w:pStyle w:val="Heading3"/>
+        <w:pStyle w:val="Ttulo3"/>
         <w:tabs>
           <w:tab w:val="left" w:pos="461"/>
         </w:tabs>
@@ -9656,7 +9656,7 @@
     </w:p>
     <w:p>
       <w:pPr>
-        <w:pStyle w:val="Heading3"/>
+        <w:pStyle w:val="Ttulo3"/>
         <w:tabs>
           <w:tab w:val="left" w:pos="461"/>
         </w:tabs>
@@ -9849,7 +9849,7 @@
     </w:p>
     <w:p>
       <w:pPr>
-        <w:pStyle w:val="Heading1"/>
+        <w:pStyle w:val="Ttulo1"/>
         <w:numPr>
           <w:ilvl w:val="0"/>
           <w:numId w:val="2"/>
@@ -11250,7 +11250,7 @@
           <w:szCs w:val="24"/>
         </w:rPr>
         <w:drawing>
-          <wp:inline distT="0" distB="0" distL="0" distR="0" wp14:anchorId="01FF7C85" wp14:editId="4E27E629">
+          <wp:inline distT="0" distB="0" distL="0" distR="0" wp14:anchorId="01FF7C85" wp14:editId="7043D5B3">
             <wp:extent cx="4079019" cy="2701234"/>
             <wp:effectExtent l="0" t="0" r="0" b="4445"/>
             <wp:docPr id="1247949660" name="Imagen 2" descr="Diagrama&#10;&#10;El contenido generado por IA puede ser incorrecto."/>
@@ -11577,21 +11577,7 @@
           <w:sz w:val="24"/>
           <w:szCs w:val="24"/>
         </w:rPr>
-        <w:t>D</w:t>
-      </w:r>
-      <w:r>
-        <w:rPr>
-          <w:sz w:val="24"/>
-          <w:szCs w:val="24"/>
-        </w:rPr>
-        <w:t>)</w:t>
-      </w:r>
-      <w:r>
-        <w:rPr>
-          <w:sz w:val="24"/>
-          <w:szCs w:val="24"/>
-        </w:rPr>
-        <w:t>.</w:t>
+        <w:t>D).</w:t>
       </w:r>
       <w:r>
         <w:rPr>
@@ -11631,7 +11617,7 @@
           <w:szCs w:val="24"/>
           <w:highlight w:val="yellow"/>
         </w:rPr>
-        <w:t xml:space="preserve"> (</w:t>
+        <w:t xml:space="preserve"> (Apéndice </w:t>
       </w:r>
       <w:r>
         <w:rPr>
@@ -11639,23 +11625,7 @@
           <w:szCs w:val="24"/>
           <w:highlight w:val="yellow"/>
         </w:rPr>
-        <w:t xml:space="preserve">Apéndice </w:t>
-      </w:r>
-      <w:r>
-        <w:rPr>
-          <w:sz w:val="24"/>
-          <w:szCs w:val="24"/>
-          <w:highlight w:val="yellow"/>
-        </w:rPr>
-        <w:t>E</w:t>
-      </w:r>
-      <w:r>
-        <w:rPr>
-          <w:sz w:val="24"/>
-          <w:szCs w:val="24"/>
-          <w:highlight w:val="yellow"/>
-        </w:rPr>
-        <w:t>)</w:t>
+        <w:t>E)</w:t>
       </w:r>
       <w:r>
         <w:rPr>
@@ -11718,7 +11688,7 @@
       <w:commentRangeEnd w:id="5"/>
       <w:r>
         <w:rPr>
-          <w:rStyle w:val="CommentReference"/>
+          <w:rStyle w:val="Refdecomentario"/>
           <w:sz w:val="24"/>
           <w:szCs w:val="24"/>
         </w:rPr>
@@ -11729,7 +11699,30 @@
           <w:sz w:val="24"/>
           <w:szCs w:val="24"/>
         </w:rPr>
-        <w:t xml:space="preserve">Se determinó el contenido de masa seca del estiércol fresco, necesaria para determinar las emisiones durante el lombricomostaje en camas. Se calculó como el peso restante después de calentar 10 g de una muestra en un horno a 105 °C durante 16 horas. O bien hasta obtener un peso constante, de acuerdo con Jjagwe et al. (2019). Para lo anterior se tomaron cinco </w:t>
+        <w:t xml:space="preserve">Se determinó el contenido de masa seca del estiércol </w:t>
+      </w:r>
+      <w:r>
+        <w:rPr>
+          <w:sz w:val="24"/>
+          <w:szCs w:val="24"/>
+          <w:highlight w:val="yellow"/>
+        </w:rPr>
+        <w:t>fresco</w:t>
+      </w:r>
+      <w:r>
+        <w:rPr>
+          <w:sz w:val="24"/>
+          <w:szCs w:val="24"/>
+          <w:highlight w:val="yellow"/>
+        </w:rPr>
+        <w:t xml:space="preserve"> y precompostado</w:t>
+      </w:r>
+      <w:r>
+        <w:rPr>
+          <w:sz w:val="24"/>
+          <w:szCs w:val="24"/>
+        </w:rPr>
+        <w:t xml:space="preserve">, necesaria para determinar las emisiones durante el lombricomostaje en camas. Se calculó como el peso restante después de calentar 10 g de una muestra en un horno a 105 °C durante 16 horas. O bien hasta obtener un peso constante, de acuerdo con Jjagwe et al. (2019). Para lo anterior se tomaron cinco </w:t>
       </w:r>
       <w:r>
         <w:rPr>
@@ -11911,7 +11904,29 @@
           <w:szCs w:val="24"/>
         </w:rPr>
         <w:tab/>
-        <w:t xml:space="preserve">Se realizó una caracterización química del estiércol fresco para determinar el valor de los sólidos volátiles (SV) y del contenido total de N. Y de las aguas verdes y los purines para determinar el contenido de N total. Los sólidos volátiles se determinaron al tomar muestras de 1 g de la masa seca previamente obtenida y seguidamente mantenerlas a 575◦ C durante 4 horas, de acuerdo con Leitner et al. (2020). </w:t>
+        <w:t>Se realizó una caracterización química del estiércol fresco</w:t>
+      </w:r>
+      <w:r>
+        <w:rPr>
+          <w:sz w:val="24"/>
+          <w:szCs w:val="24"/>
+        </w:rPr>
+        <w:t xml:space="preserve"> </w:t>
+      </w:r>
+      <w:r>
+        <w:rPr>
+          <w:sz w:val="24"/>
+          <w:szCs w:val="24"/>
+          <w:highlight w:val="yellow"/>
+        </w:rPr>
+        <w:t>y preocmpostado</w:t>
+      </w:r>
+      <w:r>
+        <w:rPr>
+          <w:sz w:val="24"/>
+          <w:szCs w:val="24"/>
+        </w:rPr>
+        <w:t xml:space="preserve"> para determinar el valor de los sólidos volátiles (SV) y del contenido total de N. Y de las aguas verdes y los purines para determinar el contenido de N total. Los sólidos volátiles se determinaron al tomar muestras de 1 g de la masa seca previamente obtenida y seguidamente mantenerlas a 575◦ C durante 4 horas, de acuerdo con Leitner et al. (2020). </w:t>
       </w:r>
     </w:p>
     <w:p>
@@ -11994,6 +12009,13 @@
           <w:sz w:val="24"/>
           <w:szCs w:val="24"/>
         </w:rPr>
+        <w:t xml:space="preserve"> de 100g para estiércol fresco y precompostado. Y de 100ml para aguas verdes y purines.</w:t>
+      </w:r>
+      <w:r>
+        <w:rPr>
+          <w:sz w:val="24"/>
+          <w:szCs w:val="24"/>
+        </w:rPr>
         <w:t xml:space="preserve"> </w:t>
       </w:r>
       <w:r>
@@ -12001,28 +12023,49 @@
           <w:sz w:val="24"/>
           <w:szCs w:val="24"/>
         </w:rPr>
-        <w:t>de</w:t>
-      </w:r>
-      <w:r>
-        <w:rPr>
-          <w:sz w:val="24"/>
-          <w:szCs w:val="24"/>
-        </w:rPr>
-        <w:t xml:space="preserve"> 100g para</w:t>
-      </w:r>
-      <w:r>
-        <w:rPr>
-          <w:sz w:val="24"/>
-          <w:szCs w:val="24"/>
-        </w:rPr>
-        <w:t xml:space="preserve"> estiércol fresco y precompostado. Y de 100ml para aguas verdes y purines</w:t>
-      </w:r>
-      <w:r>
-        <w:rPr>
-          <w:sz w:val="24"/>
-          <w:szCs w:val="24"/>
-        </w:rPr>
-        <w:t>.</w:t>
+        <w:t>Y luego</w:t>
+      </w:r>
+      <w:r>
+        <w:rPr>
+          <w:sz w:val="24"/>
+          <w:szCs w:val="24"/>
+        </w:rPr>
+        <w:t xml:space="preserve"> se mezclaron para formar </w:t>
+      </w:r>
+      <w:r>
+        <w:rPr>
+          <w:sz w:val="24"/>
+          <w:szCs w:val="24"/>
+        </w:rPr>
+        <w:t xml:space="preserve">dos o tres </w:t>
+      </w:r>
+      <w:r>
+        <w:rPr>
+          <w:sz w:val="24"/>
+          <w:szCs w:val="24"/>
+        </w:rPr>
+        <w:t>muestras compues</w:t>
+      </w:r>
+      <w:r>
+        <w:rPr>
+          <w:sz w:val="24"/>
+          <w:szCs w:val="24"/>
+        </w:rPr>
+        <w:t>tas, según la cantidad de muestras previamente definidas en el diseño muestral para esa jornada de muestreo</w:t>
+      </w:r>
+      <w:r>
+        <w:rPr>
+          <w:sz w:val="24"/>
+          <w:szCs w:val="24"/>
+        </w:rPr>
+        <w:t xml:space="preserve">. Luego, las muestras de </w:t>
+      </w:r>
+      <w:r>
+        <w:rPr>
+          <w:sz w:val="24"/>
+          <w:szCs w:val="24"/>
+        </w:rPr>
+        <w:t>0,5</w:t>
       </w:r>
       <w:r>
         <w:rPr>
@@ -12036,49 +12079,21 @@
           <w:sz w:val="24"/>
           <w:szCs w:val="24"/>
         </w:rPr>
-        <w:t>Y luego</w:t>
-      </w:r>
-      <w:r>
-        <w:rPr>
-          <w:sz w:val="24"/>
-          <w:szCs w:val="24"/>
-        </w:rPr>
-        <w:t xml:space="preserve"> se mezclaron para formar </w:t>
-      </w:r>
-      <w:r>
-        <w:rPr>
-          <w:sz w:val="24"/>
-          <w:szCs w:val="24"/>
-        </w:rPr>
-        <w:t xml:space="preserve">dos o tres </w:t>
-      </w:r>
-      <w:r>
-        <w:rPr>
-          <w:sz w:val="24"/>
-          <w:szCs w:val="24"/>
-        </w:rPr>
-        <w:t>muestras compues</w:t>
-      </w:r>
-      <w:r>
-        <w:rPr>
-          <w:sz w:val="24"/>
-          <w:szCs w:val="24"/>
-        </w:rPr>
-        <w:t>tas, según la cantidad de muestras previamente definidas en el diseño muestral para esa jornada de muestreo</w:t>
-      </w:r>
-      <w:r>
-        <w:rPr>
-          <w:sz w:val="24"/>
-          <w:szCs w:val="24"/>
-        </w:rPr>
-        <w:t xml:space="preserve">. Luego, las muestras de </w:t>
-      </w:r>
-      <w:r>
-        <w:rPr>
-          <w:sz w:val="24"/>
-          <w:szCs w:val="24"/>
-        </w:rPr>
-        <w:t>0,5</w:t>
+        <w:t>k</w:t>
+      </w:r>
+      <w:r>
+        <w:rPr>
+          <w:sz w:val="24"/>
+          <w:szCs w:val="24"/>
+        </w:rPr>
+        <w:t xml:space="preserve">g se empacaron en </w:t>
+      </w:r>
+      <w:r>
+        <w:rPr>
+          <w:sz w:val="24"/>
+          <w:szCs w:val="24"/>
+        </w:rPr>
+        <w:t>recipientes plásticos de</w:t>
       </w:r>
       <w:r>
         <w:rPr>
@@ -12092,34 +12107,6 @@
           <w:sz w:val="24"/>
           <w:szCs w:val="24"/>
         </w:rPr>
-        <w:t>k</w:t>
-      </w:r>
-      <w:r>
-        <w:rPr>
-          <w:sz w:val="24"/>
-          <w:szCs w:val="24"/>
-        </w:rPr>
-        <w:t xml:space="preserve">g se empacaron en </w:t>
-      </w:r>
-      <w:r>
-        <w:rPr>
-          <w:sz w:val="24"/>
-          <w:szCs w:val="24"/>
-        </w:rPr>
-        <w:t>recipientes plásticos de</w:t>
-      </w:r>
-      <w:r>
-        <w:rPr>
-          <w:sz w:val="24"/>
-          <w:szCs w:val="24"/>
-        </w:rPr>
-        <w:t xml:space="preserve"> </w:t>
-      </w:r>
-      <w:r>
-        <w:rPr>
-          <w:sz w:val="24"/>
-          <w:szCs w:val="24"/>
-        </w:rPr>
         <w:t>p</w:t>
       </w:r>
       <w:r>
@@ -12187,12 +12174,21 @@
           <w:szCs w:val="24"/>
         </w:rPr>
         <w:tab/>
-        <w:t>Para determinar los factores de emisión se utilizaron las ecuaciones provistas por el IPCC (2019), ver el Apéndice A. La ecuación 1 estimó el metano generado durante el manejo del estiércol. Relacionó sólidos volátiles, potencial metanogénico, conversión y sistema aplicado. La ecuación 2 calculó el N</w:t>
-      </w:r>
-      <w:r>
-        <w:rPr>
-          <w:sz w:val="24"/>
-          <w:szCs w:val="24"/>
+        <w:t xml:space="preserve">Para determinar los factores de emisión se utilizaron las ecuaciones provistas por el IPCC (2019), ver el Apéndice A. </w:t>
+      </w:r>
+      <w:r>
+        <w:rPr>
+          <w:sz w:val="24"/>
+          <w:szCs w:val="24"/>
+          <w:highlight w:val="yellow"/>
+        </w:rPr>
+        <w:t>La ecuación 1 estimó el metano generado durante el manejo del estiércol. Relacionó sólidos volátiles, potencial metanogénico, conversión y sistema aplicado. La ecuación 2 calculó el N</w:t>
+      </w:r>
+      <w:r>
+        <w:rPr>
+          <w:sz w:val="24"/>
+          <w:szCs w:val="24"/>
+          <w:highlight w:val="yellow"/>
           <w:vertAlign w:val="subscript"/>
         </w:rPr>
         <w:t>2</w:t>
@@ -12201,6 +12197,7 @@
         <w:rPr>
           <w:sz w:val="24"/>
           <w:szCs w:val="24"/>
+          <w:highlight w:val="yellow"/>
         </w:rPr>
         <w:t>O directo del estiércol gestionado. Usó nitrógeno excretado, codigestión, EF</w:t>
       </w:r>
@@ -12208,6 +12205,7 @@
         <w:rPr>
           <w:sz w:val="24"/>
           <w:szCs w:val="24"/>
+          <w:highlight w:val="yellow"/>
           <w:vertAlign w:val="subscript"/>
         </w:rPr>
         <w:t>3</w:t>
@@ -12216,6 +12214,7 @@
         <w:rPr>
           <w:sz w:val="24"/>
           <w:szCs w:val="24"/>
+          <w:highlight w:val="yellow"/>
         </w:rPr>
         <w:t xml:space="preserve"> y conversión a N</w:t>
       </w:r>
@@ -12223,6 +12222,7 @@
         <w:rPr>
           <w:sz w:val="24"/>
           <w:szCs w:val="24"/>
+          <w:highlight w:val="yellow"/>
           <w:vertAlign w:val="subscript"/>
         </w:rPr>
         <w:t>2</w:t>
@@ -12231,6 +12231,7 @@
         <w:rPr>
           <w:sz w:val="24"/>
           <w:szCs w:val="24"/>
+          <w:highlight w:val="yellow"/>
         </w:rPr>
         <w:t>O. La ecuación 3 estimó el nitrógeno volatilizado desde el estiércol. Consideró excreción, codigestión, sistema aplicado y fracción gaseosa.</w:t>
       </w:r>
@@ -13674,7 +13675,7 @@
     </w:p>
     <w:p>
       <w:pPr>
-        <w:pStyle w:val="Heading1"/>
+        <w:pStyle w:val="Ttulo1"/>
         <w:numPr>
           <w:ilvl w:val="0"/>
           <w:numId w:val="2"/>
@@ -13783,7 +13784,7 @@
     </w:p>
     <w:p>
       <w:pPr>
-        <w:pStyle w:val="Heading1"/>
+        <w:pStyle w:val="Ttulo1"/>
         <w:numPr>
           <w:ilvl w:val="0"/>
           <w:numId w:val="2"/>
@@ -13907,7 +13908,7 @@
       <w:hyperlink r:id="rId18" w:history="1">
         <w:r>
           <w:rPr>
-            <w:rStyle w:val="Hyperlink"/>
+            <w:rStyle w:val="Hipervnculo"/>
             <w:sz w:val="24"/>
             <w:szCs w:val="24"/>
             <w:lang w:val="en-US"/>
@@ -14141,7 +14142,7 @@
       </w:r>
       <w:r>
         <w:rPr>
-          <w:rStyle w:val="Hyperlink"/>
+          <w:rStyle w:val="Hipervnculo"/>
           <w:sz w:val="24"/>
           <w:szCs w:val="24"/>
           <w:lang w:val="en-US"/>
@@ -14248,7 +14249,7 @@
       <w:hyperlink r:id="rId19" w:history="1">
         <w:r>
           <w:rPr>
-            <w:rStyle w:val="Hyperlink"/>
+            <w:rStyle w:val="Hipervnculo"/>
             <w:sz w:val="24"/>
             <w:szCs w:val="24"/>
           </w:rPr>
@@ -14286,7 +14287,7 @@
       <w:hyperlink r:id="rId20" w:history="1">
         <w:r>
           <w:rPr>
-            <w:rStyle w:val="Hyperlink"/>
+            <w:rStyle w:val="Hipervnculo"/>
             <w:sz w:val="24"/>
             <w:szCs w:val="24"/>
           </w:rPr>
@@ -14355,7 +14356,7 @@
         <w:ind w:left="960" w:hanging="480"/>
         <w:jc w:val="both"/>
         <w:rPr>
-          <w:rStyle w:val="Hyperlink"/>
+          <w:rStyle w:val="Hipervnculo"/>
           <w:sz w:val="24"/>
           <w:szCs w:val="24"/>
         </w:rPr>
@@ -14400,7 +14401,7 @@
       <w:hyperlink r:id="rId21" w:history="1">
         <w:r>
           <w:rPr>
-            <w:rStyle w:val="Hyperlink"/>
+            <w:rStyle w:val="Hipervnculo"/>
             <w:sz w:val="24"/>
             <w:szCs w:val="24"/>
           </w:rPr>
@@ -14414,7 +14415,7 @@
         <w:ind w:left="960" w:hanging="480"/>
         <w:jc w:val="both"/>
         <w:rPr>
-          <w:rStyle w:val="Hyperlink"/>
+          <w:rStyle w:val="Hipervnculo"/>
           <w:sz w:val="24"/>
           <w:szCs w:val="24"/>
         </w:rPr>
@@ -14550,7 +14551,7 @@
       </w:pPr>
       <w:r>
         <w:rPr>
-          <w:rStyle w:val="Hyperlink"/>
+          <w:rStyle w:val="Hipervnculo"/>
           <w:color w:val="auto"/>
           <w:sz w:val="24"/>
           <w:szCs w:val="24"/>
@@ -14561,7 +14562,7 @@
       </w:r>
       <w:r>
         <w:rPr>
-          <w:rStyle w:val="Hyperlink"/>
+          <w:rStyle w:val="Hipervnculo"/>
           <w:color w:val="auto"/>
           <w:sz w:val="24"/>
           <w:szCs w:val="24"/>
@@ -14572,7 +14573,7 @@
       <w:hyperlink r:id="rId22" w:history="1">
         <w:r>
           <w:rPr>
-            <w:rStyle w:val="Hyperlink"/>
+            <w:rStyle w:val="Hipervnculo"/>
             <w:sz w:val="24"/>
             <w:szCs w:val="24"/>
           </w:rPr>
@@ -14675,7 +14676,7 @@
       <w:hyperlink r:id="rId23" w:history="1">
         <w:r>
           <w:rPr>
-            <w:rStyle w:val="Hyperlink"/>
+            <w:rStyle w:val="Hipervnculo"/>
             <w:sz w:val="24"/>
             <w:szCs w:val="24"/>
           </w:rPr>
@@ -14683,7 +14684,7 @@
         </w:r>
         <w:r>
           <w:rPr>
-            <w:rStyle w:val="Hyperlink"/>
+            <w:rStyle w:val="Hipervnculo"/>
             <w:sz w:val="24"/>
             <w:szCs w:val="24"/>
           </w:rPr>
@@ -14797,7 +14798,7 @@
       <w:hyperlink r:id="rId24" w:history="1">
         <w:r>
           <w:rPr>
-            <w:rStyle w:val="Hyperlink"/>
+            <w:rStyle w:val="Hipervnculo"/>
             <w:sz w:val="24"/>
             <w:szCs w:val="24"/>
           </w:rPr>
@@ -14869,7 +14870,7 @@
       <w:hyperlink r:id="rId25" w:history="1">
         <w:r>
           <w:rPr>
-            <w:rStyle w:val="Hyperlink"/>
+            <w:rStyle w:val="Hipervnculo"/>
             <w:sz w:val="24"/>
             <w:szCs w:val="24"/>
           </w:rPr>
@@ -14924,7 +14925,7 @@
       <w:hyperlink r:id="rId26" w:history="1">
         <w:r>
           <w:rPr>
-            <w:rStyle w:val="Hyperlink"/>
+            <w:rStyle w:val="Hipervnculo"/>
             <w:sz w:val="24"/>
             <w:szCs w:val="24"/>
           </w:rPr>
@@ -14949,7 +14950,7 @@
         <w:ind w:left="960" w:hanging="480"/>
         <w:jc w:val="both"/>
         <w:rPr>
-          <w:rStyle w:val="Hyperlink"/>
+          <w:rStyle w:val="Hipervnculo"/>
           <w:sz w:val="24"/>
           <w:szCs w:val="24"/>
           <w:lang w:val="en-US"/>
@@ -15030,7 +15031,7 @@
       <w:hyperlink r:id="rId27" w:history="1">
         <w:r>
           <w:rPr>
-            <w:rStyle w:val="Hyperlink"/>
+            <w:rStyle w:val="Hipervnculo"/>
             <w:lang w:val="en-US"/>
           </w:rPr>
           <w:t>https://inec.cr/estadisticas-fuentes/encuestas/encuesta-nacional-agropecuaria</w:t>
@@ -15193,7 +15194,7 @@
         <w:ind w:left="960" w:hanging="480"/>
         <w:jc w:val="both"/>
         <w:rPr>
-          <w:rStyle w:val="Hyperlink"/>
+          <w:rStyle w:val="Hipervnculo"/>
           <w:sz w:val="24"/>
           <w:szCs w:val="24"/>
           <w:lang w:val="en-US"/>
@@ -15246,7 +15247,7 @@
       <w:hyperlink r:id="rId28" w:history="1">
         <w:r>
           <w:rPr>
-            <w:rStyle w:val="Hyperlink"/>
+            <w:rStyle w:val="Hipervnculo"/>
             <w:sz w:val="24"/>
             <w:szCs w:val="24"/>
             <w:lang w:val="en-US"/>
@@ -15261,7 +15262,7 @@
         <w:ind w:left="960" w:hanging="480"/>
         <w:jc w:val="both"/>
         <w:rPr>
-          <w:rStyle w:val="Hyperlink"/>
+          <w:rStyle w:val="Hipervnculo"/>
           <w:sz w:val="24"/>
           <w:szCs w:val="24"/>
           <w:lang w:val="en-US"/>
@@ -15394,7 +15395,7 @@
       <w:hyperlink r:id="rId29" w:history="1">
         <w:r>
           <w:rPr>
-            <w:rStyle w:val="Hyperlink"/>
+            <w:rStyle w:val="Hipervnculo"/>
             <w:sz w:val="24"/>
             <w:szCs w:val="24"/>
             <w:lang w:val="en-US"/>
@@ -15471,7 +15472,7 @@
       <w:hyperlink r:id="rId30" w:history="1">
         <w:r>
           <w:rPr>
-            <w:rStyle w:val="Hyperlink"/>
+            <w:rStyle w:val="Hipervnculo"/>
             <w:sz w:val="24"/>
             <w:szCs w:val="24"/>
             <w:lang w:val="en-US"/>
@@ -15486,7 +15487,7 @@
         <w:ind w:left="960" w:hanging="480"/>
         <w:jc w:val="both"/>
         <w:rPr>
-          <w:rStyle w:val="Hyperlink"/>
+          <w:rStyle w:val="Hipervnculo"/>
           <w:sz w:val="24"/>
           <w:szCs w:val="24"/>
           <w:lang w:val="en-US"/>
@@ -15533,7 +15534,7 @@
       <w:hyperlink r:id="rId31" w:history="1">
         <w:r>
           <w:rPr>
-            <w:rStyle w:val="Hyperlink"/>
+            <w:rStyle w:val="Hipervnculo"/>
             <w:sz w:val="24"/>
             <w:szCs w:val="24"/>
             <w:lang w:val="en-US"/>
@@ -15548,7 +15549,7 @@
         <w:ind w:left="960" w:hanging="480"/>
         <w:jc w:val="both"/>
         <w:rPr>
-          <w:rStyle w:val="Hyperlink"/>
+          <w:rStyle w:val="Hipervnculo"/>
           <w:color w:val="auto"/>
           <w:sz w:val="24"/>
           <w:szCs w:val="24"/>
@@ -15619,7 +15620,7 @@
       <w:hyperlink r:id="rId32" w:history="1">
         <w:r>
           <w:rPr>
-            <w:rStyle w:val="Hyperlink"/>
+            <w:rStyle w:val="Hipervnculo"/>
             <w:sz w:val="24"/>
             <w:szCs w:val="24"/>
           </w:rPr>
@@ -15709,7 +15710,7 @@
       <w:hyperlink r:id="rId33" w:history="1">
         <w:r>
           <w:rPr>
-            <w:rStyle w:val="Hyperlink"/>
+            <w:rStyle w:val="Hipervnculo"/>
             <w:sz w:val="24"/>
             <w:szCs w:val="24"/>
           </w:rPr>
@@ -15839,7 +15840,7 @@
       <w:hyperlink r:id="rId34" w:history="1">
         <w:r>
           <w:rPr>
-            <w:rStyle w:val="Hyperlink"/>
+            <w:rStyle w:val="Hipervnculo"/>
             <w:sz w:val="24"/>
             <w:szCs w:val="24"/>
             <w:lang w:val="en-US"/>
@@ -16071,7 +16072,7 @@
       <w:hyperlink r:id="rId35" w:history="1">
         <w:r>
           <w:rPr>
-            <w:rStyle w:val="Hyperlink"/>
+            <w:rStyle w:val="Hipervnculo"/>
             <w:sz w:val="24"/>
             <w:szCs w:val="24"/>
           </w:rPr>
@@ -16142,7 +16143,7 @@
       <w:hyperlink r:id="rId36" w:history="1">
         <w:r>
           <w:rPr>
-            <w:rStyle w:val="Hyperlink"/>
+            <w:rStyle w:val="Hipervnculo"/>
             <w:sz w:val="24"/>
             <w:szCs w:val="24"/>
           </w:rPr>
@@ -16246,7 +16247,7 @@
       <w:hyperlink r:id="rId37" w:history="1">
         <w:r>
           <w:rPr>
-            <w:rStyle w:val="Hyperlink"/>
+            <w:rStyle w:val="Hipervnculo"/>
             <w:sz w:val="24"/>
             <w:szCs w:val="24"/>
             <w:lang w:val="en-US"/>
@@ -16391,7 +16392,7 @@
       <w:hyperlink r:id="rId38" w:history="1">
         <w:r>
           <w:rPr>
-            <w:rStyle w:val="Hyperlink"/>
+            <w:rStyle w:val="Hipervnculo"/>
             <w:sz w:val="24"/>
             <w:szCs w:val="24"/>
           </w:rPr>
@@ -16595,7 +16596,7 @@
     </w:p>
     <w:p>
       <w:pPr>
-        <w:pStyle w:val="Heading1"/>
+        <w:pStyle w:val="Ttulo1"/>
         <w:numPr>
           <w:ilvl w:val="0"/>
           <w:numId w:val="2"/>
@@ -37951,7 +37952,7 @@
             </w:pPr>
             <w:r>
               <w:rPr>
-                <w:rStyle w:val="Hyperlink"/>
+                <w:rStyle w:val="Hipervnculo"/>
                 <w:color w:val="auto"/>
                 <w:sz w:val="24"/>
                 <w:szCs w:val="24"/>
@@ -37961,7 +37962,7 @@
             </w:r>
             <w:r>
               <w:rPr>
-                <w:rStyle w:val="Hyperlink"/>
+                <w:rStyle w:val="Hipervnculo"/>
                 <w:color w:val="auto"/>
                 <w:sz w:val="24"/>
                 <w:szCs w:val="24"/>
@@ -37971,7 +37972,7 @@
             </w:r>
             <w:r>
               <w:rPr>
-                <w:rStyle w:val="Hyperlink"/>
+                <w:rStyle w:val="Hipervnculo"/>
                 <w:color w:val="auto"/>
                 <w:sz w:val="24"/>
                 <w:szCs w:val="24"/>
@@ -37981,7 +37982,7 @@
             </w:r>
             <w:r>
               <w:rPr>
-                <w:rStyle w:val="Hyperlink"/>
+                <w:rStyle w:val="Hipervnculo"/>
                 <w:color w:val="auto"/>
                 <w:sz w:val="24"/>
                 <w:szCs w:val="24"/>
@@ -37991,7 +37992,7 @@
             </w:r>
             <w:r>
               <w:rPr>
-                <w:rStyle w:val="Hyperlink"/>
+                <w:rStyle w:val="Hipervnculo"/>
                 <w:color w:val="auto"/>
                 <w:sz w:val="24"/>
                 <w:szCs w:val="24"/>
@@ -38001,7 +38002,7 @@
             </w:r>
             <w:r>
               <w:rPr>
-                <w:rStyle w:val="Hyperlink"/>
+                <w:rStyle w:val="Hipervnculo"/>
                 <w:color w:val="auto"/>
                 <w:sz w:val="24"/>
                 <w:szCs w:val="24"/>
@@ -38011,7 +38012,7 @@
             </w:r>
             <w:r>
               <w:rPr>
-                <w:rStyle w:val="Hyperlink"/>
+                <w:rStyle w:val="Hipervnculo"/>
                 <w:color w:val="auto"/>
                 <w:sz w:val="24"/>
                 <w:szCs w:val="24"/>
@@ -38021,7 +38022,7 @@
             </w:r>
             <w:r>
               <w:rPr>
-                <w:rStyle w:val="Hyperlink"/>
+                <w:rStyle w:val="Hipervnculo"/>
                 <w:color w:val="auto"/>
                 <w:sz w:val="24"/>
                 <w:szCs w:val="24"/>
@@ -38031,7 +38032,7 @@
             </w:r>
             <w:r>
               <w:rPr>
-                <w:rStyle w:val="Hyperlink"/>
+                <w:rStyle w:val="Hipervnculo"/>
                 <w:color w:val="auto"/>
                 <w:sz w:val="24"/>
                 <w:szCs w:val="24"/>
@@ -39054,6 +39055,9 @@
         <w:jc w:val="center"/>
       </w:pPr>
       <w:r>
+        <w:rPr>
+          <w:noProof/>
+        </w:rPr>
         <w:drawing>
           <wp:inline distT="0" distB="0" distL="0" distR="0" wp14:anchorId="5D34BBB5" wp14:editId="32C4F7FC">
             <wp:extent cx="6083300" cy="720725"/>
@@ -39186,7 +39190,7 @@
           <w:sz w:val="24"/>
           <w:szCs w:val="24"/>
         </w:rPr>
-        <w:t xml:space="preserve">e los datos de </w:t>
+        <w:t>e los datos de consumo de agua para el lavado de pisos recuperado de las fuentes de información primaria</w:t>
       </w:r>
       <w:r>
         <w:rPr>
@@ -39195,7 +39199,7 @@
           <w:sz w:val="24"/>
           <w:szCs w:val="24"/>
         </w:rPr>
-        <w:t>consumo de agua para el lavado de pisos</w:t>
+        <w:t xml:space="preserve"> utilizada como </w:t>
       </w:r>
       <w:r>
         <w:rPr>
@@ -39204,7 +39208,7 @@
           <w:sz w:val="24"/>
           <w:szCs w:val="24"/>
         </w:rPr>
-        <w:t xml:space="preserve"> recuperado </w:t>
+        <w:t>parámetro de</w:t>
       </w:r>
       <w:r>
         <w:rPr>
@@ -39213,7 +39217,7 @@
           <w:sz w:val="24"/>
           <w:szCs w:val="24"/>
         </w:rPr>
-        <w:t xml:space="preserve">de </w:t>
+        <w:t xml:space="preserve"> entrada</w:t>
       </w:r>
       <w:r>
         <w:rPr>
@@ -39222,7 +39226,7 @@
           <w:sz w:val="24"/>
           <w:szCs w:val="24"/>
         </w:rPr>
-        <w:t>las fuentes de información primaria</w:t>
+        <w:t xml:space="preserve"> </w:t>
       </w:r>
       <w:r>
         <w:rPr>
@@ -39231,42 +39235,6 @@
           <w:sz w:val="24"/>
           <w:szCs w:val="24"/>
         </w:rPr>
-        <w:t xml:space="preserve"> utilizada como </w:t>
-      </w:r>
-      <w:r>
-        <w:rPr>
-          <w:b/>
-          <w:bCs/>
-          <w:sz w:val="24"/>
-          <w:szCs w:val="24"/>
-        </w:rPr>
-        <w:t>parámetro de</w:t>
-      </w:r>
-      <w:r>
-        <w:rPr>
-          <w:b/>
-          <w:bCs/>
-          <w:sz w:val="24"/>
-          <w:szCs w:val="24"/>
-        </w:rPr>
-        <w:t xml:space="preserve"> entrada</w:t>
-      </w:r>
-      <w:r>
-        <w:rPr>
-          <w:b/>
-          <w:bCs/>
-          <w:sz w:val="24"/>
-          <w:szCs w:val="24"/>
-        </w:rPr>
-        <w:t xml:space="preserve"> </w:t>
-      </w:r>
-      <w:r>
-        <w:rPr>
-          <w:b/>
-          <w:bCs/>
-          <w:sz w:val="24"/>
-          <w:szCs w:val="24"/>
-        </w:rPr>
         <w:t>para las ecuaciones del IPCC</w:t>
       </w:r>
     </w:p>
@@ -39275,6 +39243,9 @@
         <w:jc w:val="center"/>
       </w:pPr>
       <w:r>
+        <w:rPr>
+          <w:noProof/>
+        </w:rPr>
         <w:lastRenderedPageBreak/>
         <w:drawing>
           <wp:inline distT="0" distB="0" distL="0" distR="0" wp14:anchorId="03B8A2B4" wp14:editId="16B18814">
@@ -39390,7 +39361,7 @@
           <w:sz w:val="24"/>
           <w:szCs w:val="24"/>
         </w:rPr>
-        <w:t xml:space="preserve">Flujo de masa para cada etapa derivado de los datos </w:t>
+        <w:t>Flujo de masa para cada etapa derivado de los datos recuperados de las fuentes de información primaria</w:t>
       </w:r>
       <w:r>
         <w:rPr>
@@ -39399,7 +39370,7 @@
           <w:sz w:val="24"/>
           <w:szCs w:val="24"/>
         </w:rPr>
-        <w:t>recuperado</w:t>
+        <w:t xml:space="preserve"> utiliza</w:t>
       </w:r>
       <w:r>
         <w:rPr>
@@ -39408,7 +39379,7 @@
           <w:sz w:val="24"/>
           <w:szCs w:val="24"/>
         </w:rPr>
-        <w:t>s</w:t>
+        <w:t>do</w:t>
       </w:r>
       <w:r>
         <w:rPr>
@@ -39417,7 +39388,7 @@
           <w:sz w:val="24"/>
           <w:szCs w:val="24"/>
         </w:rPr>
-        <w:t xml:space="preserve"> de las fuentes de información primaria</w:t>
+        <w:t xml:space="preserve"> como</w:t>
       </w:r>
       <w:r>
         <w:rPr>
@@ -39426,7 +39397,7 @@
           <w:sz w:val="24"/>
           <w:szCs w:val="24"/>
         </w:rPr>
-        <w:t xml:space="preserve"> utiliza</w:t>
+        <w:t xml:space="preserve"> parámetro de</w:t>
       </w:r>
       <w:r>
         <w:rPr>
@@ -39435,7 +39406,7 @@
           <w:sz w:val="24"/>
           <w:szCs w:val="24"/>
         </w:rPr>
-        <w:t>do</w:t>
+        <w:t xml:space="preserve"> entrada </w:t>
       </w:r>
       <w:r>
         <w:rPr>
@@ -39444,33 +39415,6 @@
           <w:sz w:val="24"/>
           <w:szCs w:val="24"/>
         </w:rPr>
-        <w:t xml:space="preserve"> como</w:t>
-      </w:r>
-      <w:r>
-        <w:rPr>
-          <w:b/>
-          <w:bCs/>
-          <w:sz w:val="24"/>
-          <w:szCs w:val="24"/>
-        </w:rPr>
-        <w:t xml:space="preserve"> parámetro de</w:t>
-      </w:r>
-      <w:r>
-        <w:rPr>
-          <w:b/>
-          <w:bCs/>
-          <w:sz w:val="24"/>
-          <w:szCs w:val="24"/>
-        </w:rPr>
-        <w:t xml:space="preserve"> entrada </w:t>
-      </w:r>
-      <w:r>
-        <w:rPr>
-          <w:b/>
-          <w:bCs/>
-          <w:sz w:val="24"/>
-          <w:szCs w:val="24"/>
-        </w:rPr>
         <w:t>para las ecuaciones del IPCC</w:t>
       </w:r>
     </w:p>
@@ -39479,6 +39423,9 @@
         <w:jc w:val="center"/>
       </w:pPr>
       <w:r>
+        <w:rPr>
+          <w:noProof/>
+        </w:rPr>
         <w:drawing>
           <wp:inline distT="0" distB="0" distL="0" distR="0" wp14:anchorId="405DE384" wp14:editId="53390983">
             <wp:extent cx="4929505" cy="3474720"/>
@@ -39546,11 +39493,11 @@
   <w:comment w:id="5" w:author="Mateo Cerdas" w:date="2026-05-12T22:23:00Z" w:initials="MC">
     <w:p>
       <w:pPr>
-        <w:pStyle w:val="CommentText"/>
-      </w:pPr>
-      <w:r>
-        <w:rPr>
-          <w:rStyle w:val="CommentReference"/>
+        <w:pStyle w:val="Textocomentario"/>
+      </w:pPr>
+      <w:r>
+        <w:rPr>
+          <w:rStyle w:val="Refdecomentario"/>
         </w:rPr>
         <w:annotationRef/>
       </w:r>
@@ -39603,7 +39550,7 @@
 <w:ftr xmlns:wpc="http://schemas.microsoft.com/office/word/2010/wordprocessingCanvas" xmlns:cx="http://schemas.microsoft.com/office/drawing/2014/chartex" xmlns:cx1="http://schemas.microsoft.com/office/drawing/2015/9/8/chartex" xmlns:cx2="http://schemas.microsoft.com/office/drawing/2015/10/21/chartex" xmlns:cx3="http://schemas.microsoft.com/office/drawing/2016/5/9/chartex" xmlns:cx4="http://schemas.microsoft.com/office/drawing/2016/5/10/chartex" xmlns:cx5="http://schemas.microsoft.com/office/drawing/2016/5/11/chartex" xmlns:cx6="http://schemas.microsoft.com/office/drawing/2016/5/12/chartex" xmlns:cx7="http://schemas.microsoft.com/office/drawing/2016/5/13/chartex" xmlns:cx8="http://schemas.microsoft.com/office/drawing/2016/5/14/chartex" xmlns:mc="http://schemas.openxmlformats.org/markup-compatibility/2006" xmlns:aink="http://schemas.microsoft.com/office/drawing/2016/ink" xmlns:am3d="http://schemas.microsoft.com/office/drawing/2017/model3d" xmlns:o="urn:schemas-microsoft-com:office:office" xmlns:oel="http://schemas.microsoft.com/office/2019/extlst" xmlns:r="http://schemas.openxmlformats.org/officeDocument/2006/relationships" xmlns:m="http://schemas.openxmlformats.org/officeDocument/2006/math" xmlns:v="urn:schemas-microsoft-com:vml" xmlns:wp14="http://schemas.microsoft.com/office/word/2010/wordprocessingDrawing" xmlns:wp="http://schemas.openxmlformats.org/drawingml/2006/wordprocessingDrawing" xmlns:w10="urn:schemas-microsoft-com:office:word" xmlns:w="http://schemas.openxmlformats.org/wordprocessingml/2006/main" xmlns:w14="http://schemas.microsoft.com/office/word/2010/wordml" xmlns:w15="http://schemas.microsoft.com/office/word/2012/wordml" xmlns:w16cex="http://schemas.microsoft.com/office/word/2018/wordml/cex" xmlns:w16cid="http://schemas.microsoft.com/office/word/2016/wordml/cid" xmlns:w16="http://schemas.microsoft.com/office/word/2018/wordml" xmlns:w16du="http://schemas.microsoft.com/office/word/2023/wordml/word16du" xmlns:w16sdtdh="http://schemas.microsoft.com/office/word/2020/wordml/sdtdatahash" xmlns:w16sdtfl="http://schemas.microsoft.com/office/word/2024/wordml/sdtformatlock" xmlns:w16se="http://schemas.microsoft.com/office/word/2015/wordml/symex" xmlns:wpg="http://schemas.microsoft.com/office/word/2010/wordprocessingGroup" xmlns:wpi="http://schemas.microsoft.com/office/word/2010/wordprocessingInk" xmlns:wne="http://schemas.microsoft.com/office/word/2006/wordml" xmlns:wps="http://schemas.microsoft.com/office/word/2010/wordprocessingShape" mc:Ignorable="w14 w15 w16se w16cid w16 w16cex w16sdtdh w16sdtfl w16du wp14">
   <w:p>
     <w:pPr>
-      <w:pStyle w:val="Footer"/>
+      <w:pStyle w:val="Piedepgina"/>
     </w:pPr>
     <w:r>
       <w:rPr>
@@ -39731,7 +39678,7 @@
 <w:ftr xmlns:wpc="http://schemas.microsoft.com/office/word/2010/wordprocessingCanvas" xmlns:cx="http://schemas.microsoft.com/office/drawing/2014/chartex" xmlns:cx1="http://schemas.microsoft.com/office/drawing/2015/9/8/chartex" xmlns:cx2="http://schemas.microsoft.com/office/drawing/2015/10/21/chartex" xmlns:cx3="http://schemas.microsoft.com/office/drawing/2016/5/9/chartex" xmlns:cx4="http://schemas.microsoft.com/office/drawing/2016/5/10/chartex" xmlns:cx5="http://schemas.microsoft.com/office/drawing/2016/5/11/chartex" xmlns:cx6="http://schemas.microsoft.com/office/drawing/2016/5/12/chartex" xmlns:cx7="http://schemas.microsoft.com/office/drawing/2016/5/13/chartex" xmlns:cx8="http://schemas.microsoft.com/office/drawing/2016/5/14/chartex" xmlns:mc="http://schemas.openxmlformats.org/markup-compatibility/2006" xmlns:aink="http://schemas.microsoft.com/office/drawing/2016/ink" xmlns:am3d="http://schemas.microsoft.com/office/drawing/2017/model3d" xmlns:o="urn:schemas-microsoft-com:office:office" xmlns:oel="http://schemas.microsoft.com/office/2019/extlst" xmlns:r="http://schemas.openxmlformats.org/officeDocument/2006/relationships" xmlns:m="http://schemas.openxmlformats.org/officeDocument/2006/math" xmlns:v="urn:schemas-microsoft-com:vml" xmlns:wp14="http://schemas.microsoft.com/office/word/2010/wordprocessingDrawing" xmlns:wp="http://schemas.openxmlformats.org/drawingml/2006/wordprocessingDrawing" xmlns:w10="urn:schemas-microsoft-com:office:word" xmlns:w="http://schemas.openxmlformats.org/wordprocessingml/2006/main" xmlns:w14="http://schemas.microsoft.com/office/word/2010/wordml" xmlns:w15="http://schemas.microsoft.com/office/word/2012/wordml" xmlns:w16cex="http://schemas.microsoft.com/office/word/2018/wordml/cex" xmlns:w16cid="http://schemas.microsoft.com/office/word/2016/wordml/cid" xmlns:w16="http://schemas.microsoft.com/office/word/2018/wordml" xmlns:w16du="http://schemas.microsoft.com/office/word/2023/wordml/word16du" xmlns:w16sdtdh="http://schemas.microsoft.com/office/word/2020/wordml/sdtdatahash" xmlns:w16sdtfl="http://schemas.microsoft.com/office/word/2024/wordml/sdtformatlock" xmlns:w16se="http://schemas.microsoft.com/office/word/2015/wordml/symex" xmlns:wpg="http://schemas.microsoft.com/office/word/2010/wordprocessingGroup" xmlns:wpi="http://schemas.microsoft.com/office/word/2010/wordprocessingInk" xmlns:wne="http://schemas.microsoft.com/office/word/2006/wordml" xmlns:wps="http://schemas.microsoft.com/office/word/2010/wordprocessingShape" mc:Ignorable="w14 w15 w16se w16cid w16 w16cex w16sdtdh w16sdtfl w16du wp14">
   <w:p>
     <w:pPr>
-      <w:pStyle w:val="Footer"/>
+      <w:pStyle w:val="Piedepgina"/>
     </w:pPr>
     <w:r>
       <w:rPr>
@@ -39859,7 +39806,7 @@
 <w:ftr xmlns:wpc="http://schemas.microsoft.com/office/word/2010/wordprocessingCanvas" xmlns:cx="http://schemas.microsoft.com/office/drawing/2014/chartex" xmlns:cx1="http://schemas.microsoft.com/office/drawing/2015/9/8/chartex" xmlns:cx2="http://schemas.microsoft.com/office/drawing/2015/10/21/chartex" xmlns:cx3="http://schemas.microsoft.com/office/drawing/2016/5/9/chartex" xmlns:cx4="http://schemas.microsoft.com/office/drawing/2016/5/10/chartex" xmlns:cx5="http://schemas.microsoft.com/office/drawing/2016/5/11/chartex" xmlns:cx6="http://schemas.microsoft.com/office/drawing/2016/5/12/chartex" xmlns:cx7="http://schemas.microsoft.com/office/drawing/2016/5/13/chartex" xmlns:cx8="http://schemas.microsoft.com/office/drawing/2016/5/14/chartex" xmlns:mc="http://schemas.openxmlformats.org/markup-compatibility/2006" xmlns:aink="http://schemas.microsoft.com/office/drawing/2016/ink" xmlns:am3d="http://schemas.microsoft.com/office/drawing/2017/model3d" xmlns:o="urn:schemas-microsoft-com:office:office" xmlns:oel="http://schemas.microsoft.com/office/2019/extlst" xmlns:r="http://schemas.openxmlformats.org/officeDocument/2006/relationships" xmlns:m="http://schemas.openxmlformats.org/officeDocument/2006/math" xmlns:v="urn:schemas-microsoft-com:vml" xmlns:wp14="http://schemas.microsoft.com/office/word/2010/wordprocessingDrawing" xmlns:wp="http://schemas.openxmlformats.org/drawingml/2006/wordprocessingDrawing" xmlns:w10="urn:schemas-microsoft-com:office:word" xmlns:w="http://schemas.openxmlformats.org/wordprocessingml/2006/main" xmlns:w14="http://schemas.microsoft.com/office/word/2010/wordml" xmlns:w15="http://schemas.microsoft.com/office/word/2012/wordml" xmlns:w16cex="http://schemas.microsoft.com/office/word/2018/wordml/cex" xmlns:w16cid="http://schemas.microsoft.com/office/word/2016/wordml/cid" xmlns:w16="http://schemas.microsoft.com/office/word/2018/wordml" xmlns:w16du="http://schemas.microsoft.com/office/word/2023/wordml/word16du" xmlns:w16sdtdh="http://schemas.microsoft.com/office/word/2020/wordml/sdtdatahash" xmlns:w16sdtfl="http://schemas.microsoft.com/office/word/2024/wordml/sdtformatlock" xmlns:w16se="http://schemas.microsoft.com/office/word/2015/wordml/symex" xmlns:wpg="http://schemas.microsoft.com/office/word/2010/wordprocessingGroup" xmlns:wpi="http://schemas.microsoft.com/office/word/2010/wordprocessingInk" xmlns:wne="http://schemas.microsoft.com/office/word/2006/wordml" xmlns:wps="http://schemas.microsoft.com/office/word/2010/wordprocessingShape" mc:Ignorable="w14 w15 w16se w16cid w16 w16cex w16sdtdh w16sdtfl w16du wp14">
   <w:p>
     <w:pPr>
-      <w:pStyle w:val="Footer"/>
+      <w:pStyle w:val="Piedepgina"/>
     </w:pPr>
     <w:r>
       <w:rPr>
@@ -40009,7 +39956,7 @@
 <w:ftr xmlns:wpc="http://schemas.microsoft.com/office/word/2010/wordprocessingCanvas" xmlns:cx="http://schemas.microsoft.com/office/drawing/2014/chartex" xmlns:cx1="http://schemas.microsoft.com/office/drawing/2015/9/8/chartex" xmlns:cx2="http://schemas.microsoft.com/office/drawing/2015/10/21/chartex" xmlns:cx3="http://schemas.microsoft.com/office/drawing/2016/5/9/chartex" xmlns:cx4="http://schemas.microsoft.com/office/drawing/2016/5/10/chartex" xmlns:cx5="http://schemas.microsoft.com/office/drawing/2016/5/11/chartex" xmlns:cx6="http://schemas.microsoft.com/office/drawing/2016/5/12/chartex" xmlns:cx7="http://schemas.microsoft.com/office/drawing/2016/5/13/chartex" xmlns:cx8="http://schemas.microsoft.com/office/drawing/2016/5/14/chartex" xmlns:mc="http://schemas.openxmlformats.org/markup-compatibility/2006" xmlns:aink="http://schemas.microsoft.com/office/drawing/2016/ink" xmlns:am3d="http://schemas.microsoft.com/office/drawing/2017/model3d" xmlns:o="urn:schemas-microsoft-com:office:office" xmlns:oel="http://schemas.microsoft.com/office/2019/extlst" xmlns:r="http://schemas.openxmlformats.org/officeDocument/2006/relationships" xmlns:m="http://schemas.openxmlformats.org/officeDocument/2006/math" xmlns:v="urn:schemas-microsoft-com:vml" xmlns:wp14="http://schemas.microsoft.com/office/word/2010/wordprocessingDrawing" xmlns:wp="http://schemas.openxmlformats.org/drawingml/2006/wordprocessingDrawing" xmlns:w10="urn:schemas-microsoft-com:office:word" xmlns:w="http://schemas.openxmlformats.org/wordprocessingml/2006/main" xmlns:w14="http://schemas.microsoft.com/office/word/2010/wordml" xmlns:w15="http://schemas.microsoft.com/office/word/2012/wordml" xmlns:w16cex="http://schemas.microsoft.com/office/word/2018/wordml/cex" xmlns:w16cid="http://schemas.microsoft.com/office/word/2016/wordml/cid" xmlns:w16="http://schemas.microsoft.com/office/word/2018/wordml" xmlns:w16du="http://schemas.microsoft.com/office/word/2023/wordml/word16du" xmlns:w16sdtdh="http://schemas.microsoft.com/office/word/2020/wordml/sdtdatahash" xmlns:w16sdtfl="http://schemas.microsoft.com/office/word/2024/wordml/sdtformatlock" xmlns:w16se="http://schemas.microsoft.com/office/word/2015/wordml/symex" xmlns:wpg="http://schemas.microsoft.com/office/word/2010/wordprocessingGroup" xmlns:wpi="http://schemas.microsoft.com/office/word/2010/wordprocessingInk" xmlns:wne="http://schemas.microsoft.com/office/word/2006/wordml" xmlns:wps="http://schemas.microsoft.com/office/word/2010/wordprocessingShape" mc:Ignorable="w14 w15 w16se w16cid w16 w16cex w16sdtdh w16sdtfl w16du wp14">
   <w:p>
     <w:pPr>
-      <w:pStyle w:val="Footer"/>
+      <w:pStyle w:val="Piedepgina"/>
     </w:pPr>
     <w:r>
       <w:rPr>
@@ -41416,7 +41363,7 @@
     <w:qFormat/>
     <w:rsid w:val="00440A31"/>
   </w:style>
-  <w:style w:type="paragraph" w:styleId="Heading1">
+  <w:style w:type="paragraph" w:styleId="Ttulo1">
     <w:name w:val="heading 1"/>
     <w:basedOn w:val="Normal"/>
     <w:next w:val="Normal"/>
@@ -41433,7 +41380,7 @@
       <w:szCs w:val="32"/>
     </w:rPr>
   </w:style>
-  <w:style w:type="paragraph" w:styleId="Heading2">
+  <w:style w:type="paragraph" w:styleId="Ttulo2">
     <w:name w:val="heading 2"/>
     <w:basedOn w:val="Normal"/>
     <w:next w:val="Normal"/>
@@ -41451,7 +41398,7 @@
       <w:szCs w:val="26"/>
     </w:rPr>
   </w:style>
-  <w:style w:type="paragraph" w:styleId="Heading3">
+  <w:style w:type="paragraph" w:styleId="Ttulo3">
     <w:name w:val="heading 3"/>
     <w:basedOn w:val="Normal"/>
     <w:next w:val="Normal"/>
@@ -41469,7 +41416,7 @@
       <w:szCs w:val="24"/>
     </w:rPr>
   </w:style>
-  <w:style w:type="paragraph" w:styleId="Heading4">
+  <w:style w:type="paragraph" w:styleId="Ttulo4">
     <w:name w:val="heading 4"/>
     <w:basedOn w:val="Normal"/>
     <w:next w:val="Normal"/>
@@ -41489,7 +41436,7 @@
       <w:color w:val="366091"/>
     </w:rPr>
   </w:style>
-  <w:style w:type="paragraph" w:styleId="Heading5">
+  <w:style w:type="paragraph" w:styleId="Ttulo5">
     <w:name w:val="heading 5"/>
     <w:basedOn w:val="Normal"/>
     <w:next w:val="Normal"/>
@@ -41508,7 +41455,7 @@
       <w:color w:val="366091"/>
     </w:rPr>
   </w:style>
-  <w:style w:type="paragraph" w:styleId="Heading6">
+  <w:style w:type="paragraph" w:styleId="Ttulo6">
     <w:name w:val="heading 6"/>
     <w:basedOn w:val="Normal"/>
     <w:next w:val="Normal"/>
@@ -41528,12 +41475,13 @@
       <w:szCs w:val="20"/>
     </w:rPr>
   </w:style>
-  <w:style w:type="character" w:default="1" w:styleId="DefaultParagraphFont">
+  <w:style w:type="character" w:default="1" w:styleId="Fuentedeprrafopredeter">
     <w:name w:val="Default Paragraph Font"/>
     <w:uiPriority w:val="1"/>
+    <w:semiHidden/>
     <w:unhideWhenUsed/>
   </w:style>
-  <w:style w:type="table" w:default="1" w:styleId="TableNormal">
+  <w:style w:type="table" w:default="1" w:styleId="Tablanormal">
     <w:name w:val="Normal Table"/>
     <w:uiPriority w:val="99"/>
     <w:semiHidden/>
@@ -41548,7 +41496,7 @@
       </w:tblCellMar>
     </w:tblPr>
   </w:style>
-  <w:style w:type="numbering" w:default="1" w:styleId="NoList">
+  <w:style w:type="numbering" w:default="1" w:styleId="Sinlista">
     <w:name w:val="No List"/>
     <w:uiPriority w:val="99"/>
     <w:semiHidden/>
@@ -41565,7 +41513,7 @@
       </w:tblCellMar>
     </w:tblPr>
   </w:style>
-  <w:style w:type="paragraph" w:styleId="Title">
+  <w:style w:type="paragraph" w:styleId="Ttulo">
     <w:name w:val="Title"/>
     <w:basedOn w:val="Normal"/>
     <w:next w:val="Normal"/>
@@ -41582,7 +41530,7 @@
       <w:szCs w:val="72"/>
     </w:rPr>
   </w:style>
-  <w:style w:type="paragraph" w:styleId="Subtitle">
+  <w:style w:type="paragraph" w:styleId="Subttulo">
     <w:name w:val="Subtitle"/>
     <w:basedOn w:val="Normal"/>
     <w:next w:val="Normal"/>
@@ -41601,10 +41549,10 @@
       <w:szCs w:val="48"/>
     </w:rPr>
   </w:style>
-  <w:style w:type="paragraph" w:styleId="CommentText">
+  <w:style w:type="paragraph" w:styleId="Textocomentario">
     <w:name w:val="annotation text"/>
     <w:basedOn w:val="Normal"/>
-    <w:link w:val="CommentTextChar"/>
+    <w:link w:val="TextocomentarioCar"/>
     <w:uiPriority w:val="99"/>
     <w:unhideWhenUsed/>
     <w:rPr>
@@ -41612,19 +41560,19 @@
       <w:szCs w:val="20"/>
     </w:rPr>
   </w:style>
-  <w:style w:type="character" w:customStyle="1" w:styleId="CommentTextChar">
-    <w:name w:val="Comment Text Char"/>
-    <w:basedOn w:val="DefaultParagraphFont"/>
-    <w:link w:val="CommentText"/>
+  <w:style w:type="character" w:customStyle="1" w:styleId="TextocomentarioCar">
+    <w:name w:val="Texto comentario Car"/>
+    <w:basedOn w:val="Fuentedeprrafopredeter"/>
+    <w:link w:val="Textocomentario"/>
     <w:uiPriority w:val="99"/>
     <w:rPr>
       <w:sz w:val="20"/>
       <w:szCs w:val="20"/>
     </w:rPr>
   </w:style>
-  <w:style w:type="character" w:styleId="CommentReference">
+  <w:style w:type="character" w:styleId="Refdecomentario">
     <w:name w:val="annotation reference"/>
-    <w:basedOn w:val="DefaultParagraphFont"/>
+    <w:basedOn w:val="Fuentedeprrafopredeter"/>
     <w:uiPriority w:val="99"/>
     <w:semiHidden/>
     <w:unhideWhenUsed/>
@@ -41633,7 +41581,7 @@
       <w:szCs w:val="16"/>
     </w:rPr>
   </w:style>
-  <w:style w:type="paragraph" w:styleId="ListParagraph">
+  <w:style w:type="paragraph" w:styleId="Prrafodelista">
     <w:name w:val="List Paragraph"/>
     <w:basedOn w:val="Normal"/>
     <w:uiPriority w:val="34"/>
@@ -41644,10 +41592,10 @@
       <w:contextualSpacing/>
     </w:pPr>
   </w:style>
-  <w:style w:type="paragraph" w:styleId="Footer">
+  <w:style w:type="paragraph" w:styleId="Piedepgina">
     <w:name w:val="footer"/>
     <w:basedOn w:val="Normal"/>
-    <w:link w:val="FooterChar"/>
+    <w:link w:val="PiedepginaCar"/>
     <w:uiPriority w:val="99"/>
     <w:unhideWhenUsed/>
     <w:rsid w:val="005F4BA8"/>
@@ -41658,16 +41606,16 @@
       </w:tabs>
     </w:pPr>
   </w:style>
-  <w:style w:type="character" w:customStyle="1" w:styleId="FooterChar">
-    <w:name w:val="Footer Char"/>
-    <w:basedOn w:val="DefaultParagraphFont"/>
-    <w:link w:val="Footer"/>
+  <w:style w:type="character" w:customStyle="1" w:styleId="PiedepginaCar">
+    <w:name w:val="Pie de página Car"/>
+    <w:basedOn w:val="Fuentedeprrafopredeter"/>
+    <w:link w:val="Piedepgina"/>
     <w:uiPriority w:val="99"/>
     <w:rsid w:val="005F4BA8"/>
   </w:style>
-  <w:style w:type="character" w:styleId="Hyperlink">
+  <w:style w:type="character" w:styleId="Hipervnculo">
     <w:name w:val="Hyperlink"/>
-    <w:basedOn w:val="DefaultParagraphFont"/>
+    <w:basedOn w:val="Fuentedeprrafopredeter"/>
     <w:uiPriority w:val="99"/>
     <w:unhideWhenUsed/>
     <w:rsid w:val="00970E43"/>
@@ -41676,9 +41624,9 @@
       <w:u w:val="single"/>
     </w:rPr>
   </w:style>
-  <w:style w:type="character" w:styleId="UnresolvedMention">
+  <w:style w:type="character" w:styleId="Mencinsinresolver">
     <w:name w:val="Unresolved Mention"/>
-    <w:basedOn w:val="DefaultParagraphFont"/>
+    <w:basedOn w:val="Fuentedeprrafopredeter"/>
     <w:uiPriority w:val="99"/>
     <w:semiHidden/>
     <w:unhideWhenUsed/>
@@ -41688,11 +41636,11 @@
       <w:shd w:val="clear" w:color="auto" w:fill="E1DFDD"/>
     </w:rPr>
   </w:style>
-  <w:style w:type="paragraph" w:styleId="CommentSubject">
+  <w:style w:type="paragraph" w:styleId="Asuntodelcomentario">
     <w:name w:val="annotation subject"/>
-    <w:basedOn w:val="CommentText"/>
-    <w:next w:val="CommentText"/>
-    <w:link w:val="CommentSubjectChar"/>
+    <w:basedOn w:val="Textocomentario"/>
+    <w:next w:val="Textocomentario"/>
+    <w:link w:val="AsuntodelcomentarioCar"/>
     <w:uiPriority w:val="99"/>
     <w:semiHidden/>
     <w:unhideWhenUsed/>
@@ -41702,10 +41650,10 @@
       <w:bCs/>
     </w:rPr>
   </w:style>
-  <w:style w:type="character" w:customStyle="1" w:styleId="CommentSubjectChar">
-    <w:name w:val="Comment Subject Char"/>
-    <w:basedOn w:val="CommentTextChar"/>
-    <w:link w:val="CommentSubject"/>
+  <w:style w:type="character" w:customStyle="1" w:styleId="AsuntodelcomentarioCar">
+    <w:name w:val="Asunto del comentario Car"/>
+    <w:basedOn w:val="TextocomentarioCar"/>
+    <w:link w:val="Asuntodelcomentario"/>
     <w:uiPriority w:val="99"/>
     <w:semiHidden/>
     <w:rsid w:val="00A8701E"/>
@@ -41716,9 +41664,9 @@
       <w:szCs w:val="20"/>
     </w:rPr>
   </w:style>
-  <w:style w:type="table" w:styleId="TableGrid">
+  <w:style w:type="table" w:styleId="Tablaconcuadrcula">
     <w:name w:val="Table Grid"/>
-    <w:basedOn w:val="TableNormal"/>
+    <w:basedOn w:val="Tablanormal"/>
     <w:uiPriority w:val="39"/>
     <w:rsid w:val="00E87B70"/>
     <w:tblPr>
@@ -41732,9 +41680,9 @@
       </w:tblBorders>
     </w:tblPr>
   </w:style>
-  <w:style w:type="character" w:styleId="FollowedHyperlink">
+  <w:style w:type="character" w:styleId="Hipervnculovisitado">
     <w:name w:val="FollowedHyperlink"/>
-    <w:basedOn w:val="DefaultParagraphFont"/>
+    <w:basedOn w:val="Fuentedeprrafopredeter"/>
     <w:uiPriority w:val="99"/>
     <w:semiHidden/>
     <w:unhideWhenUsed/>
@@ -41744,9 +41692,9 @@
       <w:u w:val="single"/>
     </w:rPr>
   </w:style>
-  <w:style w:type="character" w:styleId="PlaceholderText">
+  <w:style w:type="character" w:styleId="Textodelmarcadordeposicin">
     <w:name w:val="Placeholder Text"/>
-    <w:basedOn w:val="DefaultParagraphFont"/>
+    <w:basedOn w:val="Fuentedeprrafopredeter"/>
     <w:uiPriority w:val="99"/>
     <w:semiHidden/>
     <w:rsid w:val="00DD4B1A"/>
@@ -41754,10 +41702,10 @@
       <w:color w:val="666666"/>
     </w:rPr>
   </w:style>
-  <w:style w:type="paragraph" w:styleId="Header">
+  <w:style w:type="paragraph" w:styleId="Encabezado">
     <w:name w:val="header"/>
     <w:basedOn w:val="Normal"/>
-    <w:link w:val="HeaderChar"/>
+    <w:link w:val="EncabezadoCar"/>
     <w:uiPriority w:val="99"/>
     <w:unhideWhenUsed/>
     <w:rsid w:val="00A64696"/>
@@ -41768,14 +41716,14 @@
       </w:tabs>
     </w:pPr>
   </w:style>
-  <w:style w:type="character" w:customStyle="1" w:styleId="HeaderChar">
-    <w:name w:val="Header Char"/>
-    <w:basedOn w:val="DefaultParagraphFont"/>
-    <w:link w:val="Header"/>
+  <w:style w:type="character" w:customStyle="1" w:styleId="EncabezadoCar">
+    <w:name w:val="Encabezado Car"/>
+    <w:basedOn w:val="Fuentedeprrafopredeter"/>
+    <w:link w:val="Encabezado"/>
     <w:uiPriority w:val="99"/>
     <w:rsid w:val="00A64696"/>
   </w:style>
-  <w:style w:type="paragraph" w:styleId="Revision">
+  <w:style w:type="paragraph" w:styleId="Revisin">
     <w:name w:val="Revision"/>
     <w:hidden/>
     <w:uiPriority w:val="99"/>
@@ -42109,28 +42057,28 @@
 </file>
 
 <file path=customXml/item1.xml><?xml version="1.0" encoding="utf-8"?>
-<b:Sources xmlns:b="http://schemas.openxmlformats.org/officeDocument/2006/bibliography" xmlns="http://schemas.openxmlformats.org/officeDocument/2006/bibliography" SelectedStyle="\APASixthEditionOfficeOnline.xsl" StyleName="APA" Version="6"/>
-</file>
-
-<file path=customXml/item2.xml><?xml version="1.0" encoding="utf-8"?>
 <go:gDocsCustomXmlDataStorage xmlns:go="http://customooxmlschemas.google.com/" xmlns:r="http://schemas.openxmlformats.org/officeDocument/2006/relationships" uri="GoogleDocsCustomDataVersion2">
   <go:docsCustomData xmlns:go="http://customooxmlschemas.google.com/" roundtripDataSignature="AMtx7mjz1q8q2d9L0vspV20xYiKQ5CxgHQ==">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</go:docsCustomData>
 </go:gDocsCustomXmlDataStorage>
 </file>
 
+<file path=customXml/item2.xml><?xml version="1.0" encoding="utf-8"?>
+<b:Sources xmlns:b="http://schemas.openxmlformats.org/officeDocument/2006/bibliography" xmlns="http://schemas.openxmlformats.org/officeDocument/2006/bibliography" SelectedStyle="\APASixthEditionOfficeOnline.xsl" StyleName="APA" Version="6"/>
+</file>
+
 <file path=customXml/itemProps1.xml><?xml version="1.0" encoding="utf-8"?>
-<ds:datastoreItem xmlns:ds="http://schemas.openxmlformats.org/officeDocument/2006/customXml" ds:itemID="{E18B4D62-2370-4B8D-B9C9-D9F88762DA47}">
+<ds:datastoreItem xmlns:ds="http://schemas.openxmlformats.org/officeDocument/2006/customXml" ds:itemID="{11111111-1234-1234-1234-123412341234}">
   <ds:schemaRefs>
-    <ds:schemaRef ds:uri="http://schemas.openxmlformats.org/officeDocument/2006/bibliography"/>
+    <ds:schemaRef ds:uri="http://customooxmlschemas.google.com/"/>
+    <ds:schemaRef ds:uri="http://schemas.openxmlformats.org/officeDocument/2006/relationships"/>
   </ds:schemaRefs>
 </ds:datastoreItem>
 </file>
 
 <file path=customXml/itemProps2.xml><?xml version="1.0" encoding="utf-8"?>
-<ds:datastoreItem xmlns:ds="http://schemas.openxmlformats.org/officeDocument/2006/customXml" ds:itemID="{11111111-1234-1234-1234-123412341234}">
+<ds:datastoreItem xmlns:ds="http://schemas.openxmlformats.org/officeDocument/2006/customXml" ds:itemID="{E18B4D62-2370-4B8D-B9C9-D9F88762DA47}">
   <ds:schemaRefs>
-    <ds:schemaRef ds:uri="http://customooxmlschemas.google.com/"/>
-    <ds:schemaRef ds:uri="http://schemas.openxmlformats.org/officeDocument/2006/relationships"/>
+    <ds:schemaRef ds:uri="http://schemas.openxmlformats.org/officeDocument/2006/bibliography"/>
   </ds:schemaRefs>
 </ds:datastoreItem>
 </file>

--- a/prosas/met/TFG_ACV_Estiercol_MASTER.docx
+++ b/prosas/met/TFG_ACV_Estiercol_MASTER.docx
@@ -11250,7 +11250,7 @@
           <w:szCs w:val="24"/>
         </w:rPr>
         <w:drawing>
-          <wp:inline distT="0" distB="0" distL="0" distR="0" wp14:anchorId="01FF7C85" wp14:editId="7043D5B3">
+          <wp:inline distT="0" distB="0" distL="0" distR="0" wp14:anchorId="01FF7C85" wp14:editId="28826E42">
             <wp:extent cx="4079019" cy="2701234"/>
             <wp:effectExtent l="0" t="0" r="0" b="4445"/>
             <wp:docPr id="1247949660" name="Imagen 2" descr="Diagrama&#10;&#10;El contenido generado por IA puede ser incorrecto."/>
@@ -13175,6 +13175,60 @@
     </w:p>
     <w:p>
       <w:pPr>
+        <w:pStyle w:val="Ttulo1"/>
+        <w:tabs>
+          <w:tab w:val="left" w:pos="413"/>
+        </w:tabs>
+        <w:spacing w:before="2"/>
+        <w:jc w:val="both"/>
+        <w:rPr>
+          <w:rFonts w:ascii="Times New Roman" w:hAnsi="Times New Roman" w:cs="Times New Roman"/>
+          <w:b/>
+          <w:bCs/>
+          <w:sz w:val="24"/>
+          <w:szCs w:val="24"/>
+        </w:rPr>
+      </w:pPr>
+      <w:r>
+        <w:rPr>
+          <w:rFonts w:ascii="Times New Roman" w:hAnsi="Times New Roman" w:cs="Times New Roman"/>
+          <w:b/>
+          <w:bCs/>
+          <w:sz w:val="24"/>
+          <w:szCs w:val="24"/>
+        </w:rPr>
+        <w:t>6. Resultados</w:t>
+      </w:r>
+    </w:p>
+    <w:p>
+      <w:pPr>
+        <w:pStyle w:val="Ttulo1"/>
+        <w:tabs>
+          <w:tab w:val="left" w:pos="413"/>
+        </w:tabs>
+        <w:spacing w:before="2"/>
+        <w:jc w:val="both"/>
+        <w:rPr>
+          <w:rFonts w:ascii="Times New Roman" w:eastAsia="Times New Roman" w:hAnsi="Times New Roman" w:cs="Times New Roman"/>
+          <w:b/>
+          <w:bCs/>
+          <w:sz w:val="24"/>
+          <w:szCs w:val="24"/>
+        </w:rPr>
+      </w:pPr>
+      <w:r>
+        <w:rPr>
+          <w:rFonts w:ascii="Times New Roman" w:eastAsia="Times New Roman" w:hAnsi="Times New Roman" w:cs="Times New Roman"/>
+          <w:b/>
+          <w:bCs/>
+          <w:sz w:val="24"/>
+          <w:szCs w:val="24"/>
+        </w:rPr>
+        <w:t>6.1 Caracterización de las muestras analizadas</w:t>
+      </w:r>
+    </w:p>
+    <w:p>
+      <w:pPr>
         <w:pBdr>
           <w:top w:val="nil"/>
           <w:left w:val="nil"/>
@@ -13192,6 +13246,21 @@
           <w:szCs w:val="24"/>
         </w:rPr>
       </w:pPr>
+      <w:r>
+        <w:rPr>
+          <w:sz w:val="24"/>
+          <w:szCs w:val="24"/>
+        </w:rPr>
+        <w:lastRenderedPageBreak/>
+        <w:tab/>
+      </w:r>
+      <w:r>
+        <w:rPr>
+          <w:sz w:val="24"/>
+          <w:szCs w:val="24"/>
+        </w:rPr>
+        <w:t>La caracterización de las muestras permitió obtener los parámetros fisicoquímicos utilizados como datos de entrada para el inventario de ciclo de vida. En el Apéndice D se presentan los valores de humedad, materia seca, cenizas, sólidos volátiles y nitrógeno total para el estiércol fresco y el estiércol precompostado.</w:t>
+      </w:r>
     </w:p>
     <w:p>
       <w:pPr>
@@ -13212,6 +13281,20 @@
           <w:szCs w:val="24"/>
         </w:rPr>
       </w:pPr>
+      <w:r>
+        <w:rPr>
+          <w:sz w:val="24"/>
+          <w:szCs w:val="24"/>
+        </w:rPr>
+        <w:tab/>
+      </w:r>
+      <w:r>
+        <w:rPr>
+          <w:sz w:val="24"/>
+          <w:szCs w:val="24"/>
+        </w:rPr>
+        <w:t>La Figura 1 muestra la comparación entre humedad y materia seca para ambos tipos de muestra. El estiércol fresco presentó una humedad de 85,77 % y una materia seca de 14,23 %, mientras que el estiércol precompostado presentó una humedad menor, de 77,59 %, y una mayor proporción de materia seca, equivalente a 22,41 %. Esta diferencia evidencia una reducción relativa del contenido de humedad en el material precompostado.</w:t>
+      </w:r>
     </w:p>
     <w:p>
       <w:pPr>
@@ -13246,12 +13329,115 @@
           <w:tab w:val="left" w:pos="821"/>
         </w:tabs>
         <w:ind w:right="116"/>
-        <w:jc w:val="both"/>
-        <w:rPr>
-          <w:sz w:val="24"/>
-          <w:szCs w:val="24"/>
-        </w:rPr>
-      </w:pPr>
+        <w:jc w:val="center"/>
+        <w:rPr>
+          <w:sz w:val="24"/>
+          <w:szCs w:val="24"/>
+        </w:rPr>
+      </w:pPr>
+      <w:r>
+        <w:rPr>
+          <w:b/>
+          <w:bCs/>
+          <w:sz w:val="24"/>
+          <w:szCs w:val="24"/>
+        </w:rPr>
+        <w:t>Figura 1.</w:t>
+      </w:r>
+      <w:r>
+        <w:rPr>
+          <w:sz w:val="24"/>
+          <w:szCs w:val="24"/>
+        </w:rPr>
+        <w:t xml:space="preserve"> Humedad y</w:t>
+      </w:r>
+      <w:r>
+        <w:rPr>
+          <w:sz w:val="24"/>
+          <w:szCs w:val="24"/>
+        </w:rPr>
+        <w:t xml:space="preserve"> </w:t>
+      </w:r>
+      <w:r>
+        <w:rPr>
+          <w:sz w:val="24"/>
+          <w:szCs w:val="24"/>
+        </w:rPr>
+        <w:t>materia seca promedio por tipo de muestra.</w:t>
+      </w:r>
+    </w:p>
+    <w:p>
+      <w:pPr>
+        <w:pBdr>
+          <w:top w:val="nil"/>
+          <w:left w:val="nil"/>
+          <w:bottom w:val="nil"/>
+          <w:right w:val="nil"/>
+          <w:between w:val="nil"/>
+        </w:pBdr>
+        <w:tabs>
+          <w:tab w:val="left" w:pos="821"/>
+        </w:tabs>
+        <w:ind w:right="116"/>
+        <w:jc w:val="center"/>
+        <w:rPr>
+          <w:sz w:val="24"/>
+          <w:szCs w:val="24"/>
+        </w:rPr>
+      </w:pPr>
+      <w:r>
+        <w:rPr>
+          <w:noProof/>
+        </w:rPr>
+        <w:drawing>
+          <wp:inline distT="0" distB="0" distL="0" distR="0" wp14:anchorId="2A989B8E" wp14:editId="24CF69AD">
+            <wp:extent cx="6083300" cy="4152265"/>
+            <wp:effectExtent l="0" t="0" r="0" b="635"/>
+            <wp:docPr id="1439583" name="Imagen 12"/>
+            <wp:cNvGraphicFramePr>
+              <a:graphicFrameLocks xmlns:a="http://schemas.openxmlformats.org/drawingml/2006/main" noChangeAspect="1"/>
+            </wp:cNvGraphicFramePr>
+            <a:graphic xmlns:a="http://schemas.openxmlformats.org/drawingml/2006/main">
+              <a:graphicData uri="http://schemas.openxmlformats.org/drawingml/2006/picture">
+                <pic:pic xmlns:pic="http://schemas.openxmlformats.org/drawingml/2006/picture">
+                  <pic:nvPicPr>
+                    <pic:cNvPr id="0" name="Picture 8"/>
+                    <pic:cNvPicPr>
+                      <a:picLocks noChangeAspect="1" noChangeArrowheads="1"/>
+                    </pic:cNvPicPr>
+                  </pic:nvPicPr>
+                  <pic:blipFill>
+                    <a:blip r:embed="rId17" cstate="print">
+                      <a:extLst>
+                        <a:ext uri="{28A0092B-C50C-407E-A947-70E740481C1C}">
+                          <a14:useLocalDpi xmlns:a14="http://schemas.microsoft.com/office/drawing/2010/main" val="0"/>
+                        </a:ext>
+                      </a:extLst>
+                    </a:blip>
+                    <a:srcRect/>
+                    <a:stretch>
+                      <a:fillRect/>
+                    </a:stretch>
+                  </pic:blipFill>
+                  <pic:spPr bwMode="auto">
+                    <a:xfrm>
+                      <a:off x="0" y="0"/>
+                      <a:ext cx="6083300" cy="4152265"/>
+                    </a:xfrm>
+                    <a:prstGeom prst="rect">
+                      <a:avLst/>
+                    </a:prstGeom>
+                    <a:noFill/>
+                    <a:ln>
+                      <a:noFill/>
+                    </a:ln>
+                  </pic:spPr>
+                </pic:pic>
+              </a:graphicData>
+            </a:graphic>
+          </wp:inline>
+        </w:drawing>
+      </w:r>
     </w:p>
     <w:p>
       <w:pPr>
@@ -13272,6 +13458,20 @@
           <w:szCs w:val="24"/>
         </w:rPr>
       </w:pPr>
+      <w:r>
+        <w:rPr>
+          <w:sz w:val="24"/>
+          <w:szCs w:val="24"/>
+        </w:rPr>
+        <w:tab/>
+      </w:r>
+      <w:r>
+        <w:rPr>
+          <w:sz w:val="24"/>
+          <w:szCs w:val="24"/>
+        </w:rPr>
+        <w:t>La Figura 2 presenta la relación entre sólidos volátiles y cenizas. El estiércol fresco presentó 85,88 % de sólidos volátiles y 14,12 % de cenizas, mientras que el estiércol precompostado presentó 70,96 % de sólidos volátiles y 29,04 % de cenizas. Esto muestra una reducción relativa de la fracción volátil y un aumento proporcional de la fracción mineral en el material precompostado.</w:t>
+      </w:r>
     </w:p>
     <w:p>
       <w:pPr>
@@ -13306,12 +13506,89 @@
           <w:tab w:val="left" w:pos="821"/>
         </w:tabs>
         <w:ind w:right="116"/>
-        <w:jc w:val="both"/>
-        <w:rPr>
-          <w:sz w:val="24"/>
-          <w:szCs w:val="24"/>
-        </w:rPr>
-      </w:pPr>
+        <w:jc w:val="center"/>
+        <w:rPr>
+          <w:sz w:val="24"/>
+          <w:szCs w:val="24"/>
+        </w:rPr>
+      </w:pPr>
+      <w:r>
+        <w:rPr>
+          <w:b/>
+          <w:bCs/>
+          <w:sz w:val="24"/>
+          <w:szCs w:val="24"/>
+        </w:rPr>
+        <w:t>Figura 2.</w:t>
+      </w:r>
+      <w:r>
+        <w:rPr>
+          <w:sz w:val="24"/>
+          <w:szCs w:val="24"/>
+        </w:rPr>
+        <w:t xml:space="preserve"> Sólidos volátiles y cenizas por tipo de muestra.</w:t>
+      </w:r>
+      <w:r>
+        <w:rPr>
+          <w:sz w:val="24"/>
+          <w:szCs w:val="24"/>
+        </w:rPr>
+        <w:br/>
+      </w:r>
+      <w:r>
+        <w:rPr>
+          <w:noProof/>
+        </w:rPr>
+        <w:lastRenderedPageBreak/>
+        <w:drawing>
+          <wp:inline distT="0" distB="0" distL="0" distR="0" wp14:anchorId="4C4CED56" wp14:editId="3FD411E4">
+            <wp:extent cx="6083300" cy="4152265"/>
+            <wp:effectExtent l="0" t="0" r="0" b="635"/>
+            <wp:docPr id="2075664524" name="Imagen 13"/>
+            <wp:cNvGraphicFramePr>
+              <a:graphicFrameLocks xmlns:a="http://schemas.openxmlformats.org/drawingml/2006/main" noChangeAspect="1"/>
+            </wp:cNvGraphicFramePr>
+            <a:graphic xmlns:a="http://schemas.openxmlformats.org/drawingml/2006/main">
+              <a:graphicData uri="http://schemas.openxmlformats.org/drawingml/2006/picture">
+                <pic:pic xmlns:pic="http://schemas.openxmlformats.org/drawingml/2006/picture">
+                  <pic:nvPicPr>
+                    <pic:cNvPr id="0" name="Picture 10"/>
+                    <pic:cNvPicPr>
+                      <a:picLocks noChangeAspect="1" noChangeArrowheads="1"/>
+                    </pic:cNvPicPr>
+                  </pic:nvPicPr>
+                  <pic:blipFill>
+                    <a:blip r:embed="rId18" cstate="print">
+                      <a:extLst>
+                        <a:ext uri="{28A0092B-C50C-407E-A947-70E740481C1C}">
+                          <a14:useLocalDpi xmlns:a14="http://schemas.microsoft.com/office/drawing/2010/main" val="0"/>
+                        </a:ext>
+                      </a:extLst>
+                    </a:blip>
+                    <a:srcRect/>
+                    <a:stretch>
+                      <a:fillRect/>
+                    </a:stretch>
+                  </pic:blipFill>
+                  <pic:spPr bwMode="auto">
+                    <a:xfrm>
+                      <a:off x="0" y="0"/>
+                      <a:ext cx="6083300" cy="4152265"/>
+                    </a:xfrm>
+                    <a:prstGeom prst="rect">
+                      <a:avLst/>
+                    </a:prstGeom>
+                    <a:noFill/>
+                    <a:ln>
+                      <a:noFill/>
+                    </a:ln>
+                  </pic:spPr>
+                </pic:pic>
+              </a:graphicData>
+            </a:graphic>
+          </wp:inline>
+        </w:drawing>
+      </w:r>
     </w:p>
     <w:p>
       <w:pPr>
@@ -13332,6 +13609,117 @@
           <w:szCs w:val="24"/>
         </w:rPr>
       </w:pPr>
+      <w:r>
+        <w:rPr>
+          <w:sz w:val="24"/>
+          <w:szCs w:val="24"/>
+        </w:rPr>
+        <w:tab/>
+      </w:r>
+      <w:r>
+        <w:rPr>
+          <w:sz w:val="24"/>
+          <w:szCs w:val="24"/>
+        </w:rPr>
+        <w:t xml:space="preserve">El contenido de nitrógeno total fue mayor en el estiércol precompostado, con 2,425 % de N total, equivalente a 24 250 mg N/kg. El estiércol fresco presentó 0,372 % de N total, equivalente a 3716,67 mg N/kg. Este resultado también puede representarse mediante la Figura 3, especialmente si se desea enfatizar la diferencia en concentración de nitrógeno entre ambos materiales. Los valores de caracterización se encuentran resumidos en el Apéndice D. </w:t>
+      </w:r>
+    </w:p>
+    <w:p>
+      <w:pPr>
+        <w:pBdr>
+          <w:top w:val="nil"/>
+          <w:left w:val="nil"/>
+          <w:bottom w:val="nil"/>
+          <w:right w:val="nil"/>
+          <w:between w:val="nil"/>
+        </w:pBdr>
+        <w:tabs>
+          <w:tab w:val="left" w:pos="821"/>
+        </w:tabs>
+        <w:ind w:right="116"/>
+        <w:jc w:val="center"/>
+        <w:rPr>
+          <w:sz w:val="24"/>
+          <w:szCs w:val="24"/>
+        </w:rPr>
+      </w:pPr>
+      <w:r>
+        <w:rPr>
+          <w:b/>
+          <w:bCs/>
+          <w:sz w:val="24"/>
+          <w:szCs w:val="24"/>
+        </w:rPr>
+        <w:t>Figura 3.</w:t>
+      </w:r>
+      <w:r>
+        <w:rPr>
+          <w:sz w:val="24"/>
+          <w:szCs w:val="24"/>
+        </w:rPr>
+        <w:t xml:space="preserve"> Nitrógeno total promedio por tipo de muestra.</w:t>
+      </w:r>
+      <w:r>
+        <w:rPr>
+          <w:sz w:val="24"/>
+          <w:szCs w:val="24"/>
+        </w:rPr>
+        <w:br/>
+      </w:r>
+      <w:r>
+        <w:rPr>
+          <w:noProof/>
+        </w:rPr>
+        <w:lastRenderedPageBreak/>
+        <w:drawing>
+          <wp:inline distT="0" distB="0" distL="0" distR="0" wp14:anchorId="73E162EA" wp14:editId="49DD103E">
+            <wp:extent cx="6083300" cy="4152265"/>
+            <wp:effectExtent l="0" t="0" r="0" b="635"/>
+            <wp:docPr id="442342394" name="Imagen 14"/>
+            <wp:cNvGraphicFramePr>
+              <a:graphicFrameLocks xmlns:a="http://schemas.openxmlformats.org/drawingml/2006/main" noChangeAspect="1"/>
+            </wp:cNvGraphicFramePr>
+            <a:graphic xmlns:a="http://schemas.openxmlformats.org/drawingml/2006/main">
+              <a:graphicData uri="http://schemas.openxmlformats.org/drawingml/2006/picture">
+                <pic:pic xmlns:pic="http://schemas.openxmlformats.org/drawingml/2006/picture">
+                  <pic:nvPicPr>
+                    <pic:cNvPr id="0" name="Picture 12"/>
+                    <pic:cNvPicPr>
+                      <a:picLocks noChangeAspect="1" noChangeArrowheads="1"/>
+                    </pic:cNvPicPr>
+                  </pic:nvPicPr>
+                  <pic:blipFill>
+                    <a:blip r:embed="rId19" cstate="print">
+                      <a:extLst>
+                        <a:ext uri="{28A0092B-C50C-407E-A947-70E740481C1C}">
+                          <a14:useLocalDpi xmlns:a14="http://schemas.microsoft.com/office/drawing/2010/main" val="0"/>
+                        </a:ext>
+                      </a:extLst>
+                    </a:blip>
+                    <a:srcRect/>
+                    <a:stretch>
+                      <a:fillRect/>
+                    </a:stretch>
+                  </pic:blipFill>
+                  <pic:spPr bwMode="auto">
+                    <a:xfrm>
+                      <a:off x="0" y="0"/>
+                      <a:ext cx="6083300" cy="4152265"/>
+                    </a:xfrm>
+                    <a:prstGeom prst="rect">
+                      <a:avLst/>
+                    </a:prstGeom>
+                    <a:noFill/>
+                    <a:ln>
+                      <a:noFill/>
+                    </a:ln>
+                  </pic:spPr>
+                </pic:pic>
+              </a:graphicData>
+            </a:graphic>
+          </wp:inline>
+        </w:drawing>
+      </w:r>
     </w:p>
     <w:p>
       <w:pPr>
@@ -13368,10 +13756,21 @@
         <w:ind w:right="116"/>
         <w:jc w:val="both"/>
         <w:rPr>
-          <w:sz w:val="24"/>
-          <w:szCs w:val="24"/>
-        </w:rPr>
-      </w:pPr>
+          <w:b/>
+          <w:bCs/>
+          <w:sz w:val="24"/>
+          <w:szCs w:val="24"/>
+        </w:rPr>
+      </w:pPr>
+      <w:r>
+        <w:rPr>
+          <w:b/>
+          <w:bCs/>
+          <w:sz w:val="24"/>
+          <w:szCs w:val="24"/>
+        </w:rPr>
+        <w:t>6.2 Flujos del inventario de ciclo de vida</w:t>
+      </w:r>
     </w:p>
     <w:p>
       <w:pPr>
@@ -13392,6 +13791,21 @@
           <w:szCs w:val="24"/>
         </w:rPr>
       </w:pPr>
+      <w:r>
+        <w:rPr>
+          <w:sz w:val="24"/>
+          <w:szCs w:val="24"/>
+          <w:lang w:val="es-MX"/>
+        </w:rPr>
+        <w:tab/>
+      </w:r>
+      <w:r>
+        <w:rPr>
+          <w:sz w:val="24"/>
+          <w:szCs w:val="24"/>
+        </w:rPr>
+        <w:t>Los flujos del inventario de ciclo de vida fueron organizados por escenario y etapa. En el Apéndice E se presentan los flujos másicos utilizados para representar las etapas del escenario A y del escenario B.</w:t>
+      </w:r>
     </w:p>
     <w:p>
       <w:pPr>
@@ -13412,6 +13826,132 @@
           <w:szCs w:val="24"/>
         </w:rPr>
       </w:pPr>
+      <w:r>
+        <w:rPr>
+          <w:sz w:val="24"/>
+          <w:szCs w:val="24"/>
+        </w:rPr>
+        <w:t>La Figura 4 presenta la masa equivalente total por etapa y escenario. En el escenario A se consideraron cuatro etapas: manejo inicial de estiércol fresco, precompostaje de la fracción sólida, manejo posterior de la fracción sólida y aplicación o manejo de aguas verdes en suelo. En el escenario B se consideraron dos etapas: manejo de estiércol fresco sin precompostaje y manejo o aplicación de purines.</w:t>
+      </w:r>
+    </w:p>
+    <w:p>
+      <w:pPr>
+        <w:pBdr>
+          <w:top w:val="nil"/>
+          <w:left w:val="nil"/>
+          <w:bottom w:val="nil"/>
+          <w:right w:val="nil"/>
+          <w:between w:val="nil"/>
+        </w:pBdr>
+        <w:tabs>
+          <w:tab w:val="left" w:pos="821"/>
+        </w:tabs>
+        <w:ind w:right="116"/>
+        <w:jc w:val="center"/>
+        <w:rPr>
+          <w:lang w:val="en-US"/>
+        </w:rPr>
+      </w:pPr>
+      <w:r>
+        <w:rPr>
+          <w:b/>
+          <w:bCs/>
+          <w:sz w:val="24"/>
+          <w:szCs w:val="24"/>
+          <w:lang w:val="es-MX"/>
+        </w:rPr>
+        <w:t xml:space="preserve">Figura 4. </w:t>
+      </w:r>
+      <w:r>
+        <w:rPr>
+          <w:sz w:val="24"/>
+          <w:szCs w:val="24"/>
+          <w:lang w:val="es-MX"/>
+        </w:rPr>
+        <w:t>Masa equivalente total por etapa y escenario.</w:t>
+      </w:r>
+      <w:r>
+        <w:rPr>
+          <w:sz w:val="24"/>
+          <w:szCs w:val="24"/>
+          <w:lang w:val="es-MX"/>
+        </w:rPr>
+        <w:br/>
+      </w:r>
+      <w:r>
+        <w:rPr>
+          <w:lang w:val="en-US"/>
+        </w:rPr>
+        <w:lastRenderedPageBreak/>
+        <w:drawing>
+          <wp:inline distT="0" distB="0" distL="0" distR="0" wp14:anchorId="705C66FF" wp14:editId="18E1B4F0">
+            <wp:extent cx="6231948" cy="2579298"/>
+            <wp:effectExtent l="0" t="0" r="0" b="0"/>
+            <wp:docPr id="1992086780" name="Imagen 17"/>
+            <wp:cNvGraphicFramePr>
+              <a:graphicFrameLocks xmlns:a="http://schemas.openxmlformats.org/drawingml/2006/main" noChangeAspect="1"/>
+            </wp:cNvGraphicFramePr>
+            <a:graphic xmlns:a="http://schemas.openxmlformats.org/drawingml/2006/main">
+              <a:graphicData uri="http://schemas.openxmlformats.org/drawingml/2006/picture">
+                <pic:pic xmlns:pic="http://schemas.openxmlformats.org/drawingml/2006/picture">
+                  <pic:nvPicPr>
+                    <pic:cNvPr id="0" name="Picture 21"/>
+                    <pic:cNvPicPr>
+                      <a:picLocks noChangeAspect="1" noChangeArrowheads="1"/>
+                    </pic:cNvPicPr>
+                  </pic:nvPicPr>
+                  <pic:blipFill>
+                    <a:blip r:embed="rId20" cstate="print">
+                      <a:extLst>
+                        <a:ext uri="{28A0092B-C50C-407E-A947-70E740481C1C}">
+                          <a14:useLocalDpi xmlns:a14="http://schemas.microsoft.com/office/drawing/2010/main" val="0"/>
+                        </a:ext>
+                      </a:extLst>
+                    </a:blip>
+                    <a:srcRect/>
+                    <a:stretch>
+                      <a:fillRect/>
+                    </a:stretch>
+                  </pic:blipFill>
+                  <pic:spPr bwMode="auto">
+                    <a:xfrm>
+                      <a:off x="0" y="0"/>
+                      <a:ext cx="6246090" cy="2585151"/>
+                    </a:xfrm>
+                    <a:prstGeom prst="rect">
+                      <a:avLst/>
+                    </a:prstGeom>
+                    <a:noFill/>
+                    <a:ln>
+                      <a:noFill/>
+                    </a:ln>
+                  </pic:spPr>
+                </pic:pic>
+              </a:graphicData>
+            </a:graphic>
+          </wp:inline>
+        </w:drawing>
+      </w:r>
+    </w:p>
+    <w:p>
+      <w:pPr>
+        <w:pBdr>
+          <w:top w:val="nil"/>
+          <w:left w:val="nil"/>
+          <w:bottom w:val="nil"/>
+          <w:right w:val="nil"/>
+          <w:between w:val="nil"/>
+        </w:pBdr>
+        <w:tabs>
+          <w:tab w:val="left" w:pos="821"/>
+        </w:tabs>
+        <w:ind w:right="116"/>
+        <w:jc w:val="center"/>
+        <w:rPr>
+          <w:sz w:val="24"/>
+          <w:szCs w:val="24"/>
+        </w:rPr>
+      </w:pPr>
     </w:p>
     <w:p>
       <w:pPr>
@@ -13430,8 +13970,25 @@
         <w:rPr>
           <w:sz w:val="24"/>
           <w:szCs w:val="24"/>
-        </w:rPr>
-      </w:pPr>
+          <w:lang w:val="es-MX"/>
+        </w:rPr>
+      </w:pPr>
+      <w:r>
+        <w:rPr>
+          <w:sz w:val="24"/>
+          <w:szCs w:val="24"/>
+          <w:lang w:val="en-US"/>
+        </w:rPr>
+        <w:tab/>
+      </w:r>
+      <w:r>
+        <w:rPr>
+          <w:sz w:val="24"/>
+          <w:szCs w:val="24"/>
+          <w:lang w:val="es-MX"/>
+        </w:rPr>
+        <w:t>La mayor masa equivalente total se obtuvo en la etapa B2, correspondiente al manejo o aplicación de purines, con 76 557,27 kg eq/año. En el escenario A, la mayor masa equivalente correspondió a A4, asociada a la aplicación o manejo de aguas verdes en suelo, con 71 789,81 kg eq/año. La menor masa equivalente se presentó en A3, con 358,84 kg eq/año.</w:t>
+      </w:r>
     </w:p>
     <w:p>
       <w:pPr>
@@ -13450,8 +14007,17 @@
         <w:rPr>
           <w:sz w:val="24"/>
           <w:szCs w:val="24"/>
-        </w:rPr>
-      </w:pPr>
+          <w:lang w:val="es-MX"/>
+        </w:rPr>
+      </w:pPr>
+      <w:r>
+        <w:rPr>
+          <w:sz w:val="24"/>
+          <w:szCs w:val="24"/>
+          <w:lang w:val="es-MX"/>
+        </w:rPr>
+        <w:t>La suma de masas equivalentes fue de 78 388,50 kg eq/año para el escenario A y de 81 683,56 kg eq/año para el escenario B. Esto representa una diferencia de 3295,06 kg eq/año, equivalente a aproximadamente 4,2 % más masa equivalente en el escenario B. Esta comparación debe interpretarse considerando que el escenario A se divide en cuatro etapas y el escenario B en dos etapas.</w:t>
+      </w:r>
     </w:p>
     <w:p>
       <w:pPr>
@@ -13470,6 +14036,169 @@
         <w:rPr>
           <w:sz w:val="24"/>
           <w:szCs w:val="24"/>
+          <w:lang w:val="es-MX"/>
+        </w:rPr>
+      </w:pPr>
+      <w:r>
+        <w:rPr>
+          <w:sz w:val="24"/>
+          <w:szCs w:val="24"/>
+          <w:lang w:val="es-MX"/>
+        </w:rPr>
+        <w:t>Si se desea mostrar la composición interna de los flujos, puede utilizarse la Figura 5, que presenta la distribución de componentes del inventario por etapa. Esta figura puede colocarse en resultados si aporta claridad, o dejarse como figura complementaria si la sección queda demasiado cargada.</w:t>
+      </w:r>
+    </w:p>
+    <w:p>
+      <w:pPr>
+        <w:pBdr>
+          <w:top w:val="nil"/>
+          <w:left w:val="nil"/>
+          <w:bottom w:val="nil"/>
+          <w:right w:val="nil"/>
+          <w:between w:val="nil"/>
+        </w:pBdr>
+        <w:tabs>
+          <w:tab w:val="left" w:pos="821"/>
+        </w:tabs>
+        <w:ind w:right="116"/>
+        <w:jc w:val="center"/>
+        <w:rPr>
+          <w:sz w:val="24"/>
+          <w:szCs w:val="24"/>
+        </w:rPr>
+      </w:pPr>
+      <w:r>
+        <w:rPr>
+          <w:b/>
+          <w:bCs/>
+          <w:sz w:val="24"/>
+          <w:szCs w:val="24"/>
+        </w:rPr>
+        <w:t>Figura 5.</w:t>
+      </w:r>
+      <w:r>
+        <w:rPr>
+          <w:sz w:val="24"/>
+          <w:szCs w:val="24"/>
+        </w:rPr>
+        <w:t xml:space="preserve"> Distribución de componentes del inventario por etapa.</w:t>
+      </w:r>
+    </w:p>
+    <w:p>
+      <w:pPr>
+        <w:pBdr>
+          <w:top w:val="nil"/>
+          <w:left w:val="nil"/>
+          <w:bottom w:val="nil"/>
+          <w:right w:val="nil"/>
+          <w:between w:val="nil"/>
+        </w:pBdr>
+        <w:tabs>
+          <w:tab w:val="left" w:pos="821"/>
+        </w:tabs>
+        <w:ind w:right="116"/>
+        <w:jc w:val="center"/>
+        <w:rPr>
+          <w:sz w:val="24"/>
+          <w:szCs w:val="24"/>
+          <w:lang w:val="en-US"/>
+        </w:rPr>
+      </w:pPr>
+      <w:r>
+        <w:rPr>
+          <w:sz w:val="24"/>
+          <w:szCs w:val="24"/>
+          <w:lang w:val="en-US"/>
+        </w:rPr>
+        <w:lastRenderedPageBreak/>
+        <w:drawing>
+          <wp:inline distT="0" distB="0" distL="0" distR="0" wp14:anchorId="55727F4C" wp14:editId="584C2D91">
+            <wp:extent cx="6083300" cy="5297170"/>
+            <wp:effectExtent l="0" t="0" r="0" b="0"/>
+            <wp:docPr id="1997755261" name="Imagen 19"/>
+            <wp:cNvGraphicFramePr>
+              <a:graphicFrameLocks xmlns:a="http://schemas.openxmlformats.org/drawingml/2006/main" noChangeAspect="1"/>
+            </wp:cNvGraphicFramePr>
+            <a:graphic xmlns:a="http://schemas.openxmlformats.org/drawingml/2006/main">
+              <a:graphicData uri="http://schemas.openxmlformats.org/drawingml/2006/picture">
+                <pic:pic xmlns:pic="http://schemas.openxmlformats.org/drawingml/2006/picture">
+                  <pic:nvPicPr>
+                    <pic:cNvPr id="0" name="Picture 28"/>
+                    <pic:cNvPicPr>
+                      <a:picLocks noChangeAspect="1" noChangeArrowheads="1"/>
+                    </pic:cNvPicPr>
+                  </pic:nvPicPr>
+                  <pic:blipFill>
+                    <a:blip r:embed="rId21" cstate="print">
+                      <a:extLst>
+                        <a:ext uri="{28A0092B-C50C-407E-A947-70E740481C1C}">
+                          <a14:useLocalDpi xmlns:a14="http://schemas.microsoft.com/office/drawing/2010/main" val="0"/>
+                        </a:ext>
+                      </a:extLst>
+                    </a:blip>
+                    <a:srcRect/>
+                    <a:stretch>
+                      <a:fillRect/>
+                    </a:stretch>
+                  </pic:blipFill>
+                  <pic:spPr bwMode="auto">
+                    <a:xfrm>
+                      <a:off x="0" y="0"/>
+                      <a:ext cx="6083300" cy="5297170"/>
+                    </a:xfrm>
+                    <a:prstGeom prst="rect">
+                      <a:avLst/>
+                    </a:prstGeom>
+                    <a:noFill/>
+                    <a:ln>
+                      <a:noFill/>
+                    </a:ln>
+                  </pic:spPr>
+                </pic:pic>
+              </a:graphicData>
+            </a:graphic>
+          </wp:inline>
+        </w:drawing>
+      </w:r>
+    </w:p>
+    <w:p>
+      <w:pPr>
+        <w:pBdr>
+          <w:top w:val="nil"/>
+          <w:left w:val="nil"/>
+          <w:bottom w:val="nil"/>
+          <w:right w:val="nil"/>
+          <w:between w:val="nil"/>
+        </w:pBdr>
+        <w:tabs>
+          <w:tab w:val="left" w:pos="821"/>
+        </w:tabs>
+        <w:ind w:right="116"/>
+        <w:jc w:val="center"/>
+        <w:rPr>
+          <w:sz w:val="24"/>
+          <w:szCs w:val="24"/>
+        </w:rPr>
+      </w:pPr>
+    </w:p>
+    <w:p>
+      <w:pPr>
+        <w:pBdr>
+          <w:top w:val="nil"/>
+          <w:left w:val="nil"/>
+          <w:bottom w:val="nil"/>
+          <w:right w:val="nil"/>
+          <w:between w:val="nil"/>
+        </w:pBdr>
+        <w:tabs>
+          <w:tab w:val="left" w:pos="821"/>
+        </w:tabs>
+        <w:ind w:right="116"/>
+        <w:jc w:val="center"/>
+        <w:rPr>
+          <w:sz w:val="24"/>
+          <w:szCs w:val="24"/>
+          <w:lang w:val="es-MX"/>
         </w:rPr>
       </w:pPr>
     </w:p>
@@ -13488,10 +14217,21 @@
         <w:ind w:right="116"/>
         <w:jc w:val="both"/>
         <w:rPr>
-          <w:sz w:val="24"/>
-          <w:szCs w:val="24"/>
-        </w:rPr>
-      </w:pPr>
+          <w:b/>
+          <w:bCs/>
+          <w:sz w:val="24"/>
+          <w:szCs w:val="24"/>
+        </w:rPr>
+      </w:pPr>
+      <w:r>
+        <w:rPr>
+          <w:b/>
+          <w:bCs/>
+          <w:sz w:val="24"/>
+          <w:szCs w:val="24"/>
+        </w:rPr>
+        <w:t>6.3 Parámetros utilizados en el modelo ACV</w:t>
+      </w:r>
     </w:p>
     <w:p>
       <w:pPr>
@@ -13510,8 +14250,25 @@
         <w:rPr>
           <w:sz w:val="24"/>
           <w:szCs w:val="24"/>
-        </w:rPr>
-      </w:pPr>
+          <w:lang w:val="es-MX"/>
+        </w:rPr>
+      </w:pPr>
+      <w:r>
+        <w:rPr>
+          <w:sz w:val="24"/>
+          <w:szCs w:val="24"/>
+          <w:lang w:val="es-MX"/>
+        </w:rPr>
+        <w:tab/>
+      </w:r>
+      <w:r>
+        <w:rPr>
+          <w:sz w:val="24"/>
+          <w:szCs w:val="24"/>
+          <w:lang w:val="es-MX"/>
+        </w:rPr>
+        <w:t>Los parámetros utilizados en el modelo ACV se organizaron por escenario y etapa. En el Apéndice F se presentan los parámetros del modelo, incluyendo datos de laboratorio, masa equivalente, sistema de manejo asignado y modelo de cálculo. En el Apéndice G se presentan los factores de emisión y caracterización utilizados.</w:t>
+      </w:r>
     </w:p>
     <w:p>
       <w:pPr>
@@ -13530,6 +14287,818 @@
         <w:rPr>
           <w:sz w:val="24"/>
           <w:szCs w:val="24"/>
+          <w:lang w:val="es-MX"/>
+        </w:rPr>
+      </w:pPr>
+      <w:r>
+        <w:rPr>
+          <w:sz w:val="24"/>
+          <w:szCs w:val="24"/>
+          <w:lang w:val="es-MX"/>
+        </w:rPr>
+        <w:tab/>
+      </w:r>
+      <w:r>
+        <w:rPr>
+          <w:sz w:val="24"/>
+          <w:szCs w:val="24"/>
+          <w:lang w:val="es-MX"/>
+        </w:rPr>
+        <w:t>Para las ecuaciones relacionadas con nitrógeno, el valor de nitrógeno total reportado en porcentaje se conservó como n_ex_pct, mientras que para los cálculos se utilizó la fracción másica n_ex_fraction. El valor máximo de n_ex_fraction se presentó en A2, con 0,02425 kg N/kg muestra, correspondiente al material precompostado. El valor mínimo se presentó en A4, con 0,0000718577 kg N/kg muestra, asociado a aguas verdes.</w:t>
+      </w:r>
+    </w:p>
+    <w:p>
+      <w:pPr>
+        <w:pBdr>
+          <w:top w:val="nil"/>
+          <w:left w:val="nil"/>
+          <w:bottom w:val="nil"/>
+          <w:right w:val="nil"/>
+          <w:between w:val="nil"/>
+        </w:pBdr>
+        <w:tabs>
+          <w:tab w:val="left" w:pos="821"/>
+        </w:tabs>
+        <w:ind w:right="116"/>
+        <w:jc w:val="both"/>
+        <w:rPr>
+          <w:sz w:val="24"/>
+          <w:szCs w:val="24"/>
+          <w:lang w:val="es-MX"/>
+        </w:rPr>
+      </w:pPr>
+      <w:r>
+        <w:rPr>
+          <w:sz w:val="24"/>
+          <w:szCs w:val="24"/>
+          <w:lang w:val="es-MX"/>
+        </w:rPr>
+        <w:tab/>
+      </w:r>
+      <w:r>
+        <w:rPr>
+          <w:sz w:val="24"/>
+          <w:szCs w:val="24"/>
+          <w:lang w:val="es-MX"/>
+        </w:rPr>
+        <w:t>Respecto a los sistemas de manejo, A1 fue evaluado bajo el sistema dry_lot mediante el modelo IPCC. La etapa A2 utilizó un modelo medido, mientras que A3, A4, B1 y B2 fueron asignadas al sistema uncovered_anaerobic_lagoon dentro de la tabla de parámetros.</w:t>
+      </w:r>
+    </w:p>
+    <w:p>
+      <w:pPr>
+        <w:pBdr>
+          <w:top w:val="nil"/>
+          <w:left w:val="nil"/>
+          <w:bottom w:val="nil"/>
+          <w:right w:val="nil"/>
+          <w:between w:val="nil"/>
+        </w:pBdr>
+        <w:tabs>
+          <w:tab w:val="left" w:pos="821"/>
+        </w:tabs>
+        <w:ind w:right="116"/>
+        <w:jc w:val="both"/>
+        <w:rPr>
+          <w:sz w:val="24"/>
+          <w:szCs w:val="24"/>
+          <w:lang w:val="es-MX"/>
+        </w:rPr>
+      </w:pPr>
+      <w:r>
+        <w:rPr>
+          <w:sz w:val="24"/>
+          <w:szCs w:val="24"/>
+          <w:lang w:val="es-MX"/>
+        </w:rPr>
+        <w:t xml:space="preserve">Los factores de caracterización utilizados fueron 21 kg CO₂-eq/kg CH₄, 310 kg CO₂-eq/kg N₂O, 1 kg CO₂-eq/kg CO₂, 0,35 kg PO₄-eq/kg NH₃ y 0,095 kg PO₄-eq/kg NO₃. Estos factores se presentan </w:t>
+      </w:r>
+      <w:r>
+        <w:rPr>
+          <w:sz w:val="24"/>
+          <w:szCs w:val="24"/>
+          <w:lang w:val="es-MX"/>
+        </w:rPr>
+        <w:lastRenderedPageBreak/>
+        <w:t>en el Apéndice G y deben quedar respaldados con su fuente bibliográfica correspondiente en la versión final del documento.</w:t>
+      </w:r>
+    </w:p>
+    <w:p>
+      <w:pPr>
+        <w:pBdr>
+          <w:top w:val="nil"/>
+          <w:left w:val="nil"/>
+          <w:bottom w:val="nil"/>
+          <w:right w:val="nil"/>
+          <w:between w:val="nil"/>
+        </w:pBdr>
+        <w:tabs>
+          <w:tab w:val="left" w:pos="821"/>
+        </w:tabs>
+        <w:ind w:right="116"/>
+        <w:jc w:val="both"/>
+        <w:rPr>
+          <w:b/>
+          <w:bCs/>
+          <w:sz w:val="24"/>
+          <w:szCs w:val="24"/>
+        </w:rPr>
+      </w:pPr>
+      <w:r>
+        <w:rPr>
+          <w:b/>
+          <w:bCs/>
+          <w:sz w:val="24"/>
+          <w:szCs w:val="24"/>
+        </w:rPr>
+        <w:t>6.4 Emisiones estimadas por etapa y escenario</w:t>
+      </w:r>
+    </w:p>
+    <w:p>
+      <w:pPr>
+        <w:pBdr>
+          <w:top w:val="nil"/>
+          <w:left w:val="nil"/>
+          <w:bottom w:val="nil"/>
+          <w:right w:val="nil"/>
+          <w:between w:val="nil"/>
+        </w:pBdr>
+        <w:tabs>
+          <w:tab w:val="left" w:pos="821"/>
+        </w:tabs>
+        <w:ind w:right="116"/>
+        <w:jc w:val="both"/>
+        <w:rPr>
+          <w:sz w:val="24"/>
+          <w:szCs w:val="24"/>
+          <w:lang w:val="es-MX"/>
+        </w:rPr>
+      </w:pPr>
+      <w:r>
+        <w:rPr>
+          <w:sz w:val="24"/>
+          <w:szCs w:val="24"/>
+          <w:lang w:val="es-MX"/>
+        </w:rPr>
+        <w:tab/>
+      </w:r>
+      <w:r>
+        <w:rPr>
+          <w:sz w:val="24"/>
+          <w:szCs w:val="24"/>
+          <w:lang w:val="es-MX"/>
+        </w:rPr>
+        <w:t>Las emisiones estimadas por etapa y escenario se presentan en el Apéndice H. Se incluyeron emisiones de CH₄, N₂O, NH₃, NO₃ y CO₂, según la etapa y el modelo de cálculo aplicado.</w:t>
+      </w:r>
+    </w:p>
+    <w:p>
+      <w:pPr>
+        <w:pBdr>
+          <w:top w:val="nil"/>
+          <w:left w:val="nil"/>
+          <w:bottom w:val="nil"/>
+          <w:right w:val="nil"/>
+          <w:between w:val="nil"/>
+        </w:pBdr>
+        <w:tabs>
+          <w:tab w:val="left" w:pos="821"/>
+        </w:tabs>
+        <w:ind w:right="116"/>
+        <w:jc w:val="both"/>
+        <w:rPr>
+          <w:sz w:val="24"/>
+          <w:szCs w:val="24"/>
+          <w:lang w:val="es-MX"/>
+        </w:rPr>
+      </w:pPr>
+      <w:r>
+        <w:rPr>
+          <w:sz w:val="24"/>
+          <w:szCs w:val="24"/>
+          <w:lang w:val="es-MX"/>
+        </w:rPr>
+        <w:t>El escenario A presentó emisiones totales de 9,55 kg CH₄/año, 0,79 kg N₂O/año, 5,23 kg NH₃/año, 19,06 kg NO₃/año y 33,65 kg CO₂/año. Por su parte, el escenario B presentó 80,59 kg CH₄/año, 0,31 kg N₂O/año, 6,35 kg NH₃/año y 23,17 kg NO₃/año. En las tablas actuales, el escenario B no reportó emisiones de CO₂.</w:t>
+      </w:r>
+    </w:p>
+    <w:p>
+      <w:pPr>
+        <w:pBdr>
+          <w:top w:val="nil"/>
+          <w:left w:val="nil"/>
+          <w:bottom w:val="nil"/>
+          <w:right w:val="nil"/>
+          <w:between w:val="nil"/>
+        </w:pBdr>
+        <w:tabs>
+          <w:tab w:val="left" w:pos="821"/>
+        </w:tabs>
+        <w:ind w:right="116"/>
+        <w:jc w:val="both"/>
+        <w:rPr>
+          <w:sz w:val="24"/>
+          <w:szCs w:val="24"/>
+          <w:lang w:val="es-MX"/>
+        </w:rPr>
+      </w:pPr>
+      <w:r>
+        <w:rPr>
+          <w:sz w:val="24"/>
+          <w:szCs w:val="24"/>
+          <w:lang w:val="es-MX"/>
+        </w:rPr>
+        <w:tab/>
+      </w:r>
+      <w:r>
+        <w:rPr>
+          <w:sz w:val="24"/>
+          <w:szCs w:val="24"/>
+          <w:lang w:val="es-MX"/>
+        </w:rPr>
+        <w:t>La mayor emisión de CH₄ se presentó en B1, con 80,59 kg CH₄/año. Esta misma etapa también presentó las mayores emisiones de NH₃ y NO₃, con 3,99 kg NH₃/año y 14,56 kg NO₃/año, respectivamente. En el caso del N₂O, la mayor contribución se presentó en A1, con una suma de rutas equivalente a 0,685 kg N₂O/año. El CO₂ se reportó únicamente en A2, con 33,65 kg CO₂/año, debido al uso de un factor medido en esa etapa.</w:t>
+      </w:r>
+    </w:p>
+    <w:p>
+      <w:pPr>
+        <w:pBdr>
+          <w:top w:val="nil"/>
+          <w:left w:val="nil"/>
+          <w:bottom w:val="nil"/>
+          <w:right w:val="nil"/>
+          <w:between w:val="nil"/>
+        </w:pBdr>
+        <w:tabs>
+          <w:tab w:val="left" w:pos="821"/>
+        </w:tabs>
+        <w:ind w:right="116"/>
+        <w:jc w:val="both"/>
+        <w:rPr>
+          <w:sz w:val="24"/>
+          <w:szCs w:val="24"/>
+          <w:lang w:val="es-MX"/>
+        </w:rPr>
+      </w:pPr>
+      <w:r>
+        <w:rPr>
+          <w:sz w:val="24"/>
+          <w:szCs w:val="24"/>
+          <w:lang w:val="es-MX"/>
+        </w:rPr>
+        <w:tab/>
+      </w:r>
+      <w:r>
+        <w:rPr>
+          <w:sz w:val="24"/>
+          <w:szCs w:val="24"/>
+          <w:lang w:val="es-MX"/>
+        </w:rPr>
+        <w:t>En términos comparativos, el escenario B presentó emisiones de CH₄ considerablemente mayores que el escenario A. Sin embargo, el escenario A presentó una emisión total de N₂O superior a la del escenario B. Para NH₃ y NO₃, el escenario B presentó valores totales mayores.</w:t>
+      </w:r>
+    </w:p>
+    <w:p>
+      <w:pPr>
+        <w:pBdr>
+          <w:top w:val="nil"/>
+          <w:left w:val="nil"/>
+          <w:bottom w:val="nil"/>
+          <w:right w:val="nil"/>
+          <w:between w:val="nil"/>
+        </w:pBdr>
+        <w:tabs>
+          <w:tab w:val="left" w:pos="821"/>
+        </w:tabs>
+        <w:ind w:right="116"/>
+        <w:jc w:val="both"/>
+        <w:rPr>
+          <w:b/>
+          <w:bCs/>
+          <w:sz w:val="24"/>
+          <w:szCs w:val="24"/>
+          <w:lang w:val="es-MX"/>
+        </w:rPr>
+      </w:pPr>
+      <w:r>
+        <w:rPr>
+          <w:b/>
+          <w:bCs/>
+          <w:sz w:val="24"/>
+          <w:szCs w:val="24"/>
+          <w:lang w:val="es-MX"/>
+        </w:rPr>
+        <w:t>6.5 Impactos ambientales por etapa</w:t>
+      </w:r>
+    </w:p>
+    <w:p>
+      <w:pPr>
+        <w:pBdr>
+          <w:top w:val="nil"/>
+          <w:left w:val="nil"/>
+          <w:bottom w:val="nil"/>
+          <w:right w:val="nil"/>
+          <w:between w:val="nil"/>
+        </w:pBdr>
+        <w:tabs>
+          <w:tab w:val="left" w:pos="821"/>
+        </w:tabs>
+        <w:ind w:right="116"/>
+        <w:jc w:val="both"/>
+        <w:rPr>
+          <w:sz w:val="24"/>
+          <w:szCs w:val="24"/>
+          <w:lang w:val="es-MX"/>
+        </w:rPr>
+      </w:pPr>
+      <w:r>
+        <w:rPr>
+          <w:sz w:val="24"/>
+          <w:szCs w:val="24"/>
+          <w:lang w:val="es-MX"/>
+        </w:rPr>
+        <w:tab/>
+      </w:r>
+      <w:r>
+        <w:rPr>
+          <w:sz w:val="24"/>
+          <w:szCs w:val="24"/>
+          <w:lang w:val="es-MX"/>
+        </w:rPr>
+        <w:t>Los impactos ambientales por etapa se presentan en el Apéndice I, expresados como potencial de calentamiento global en kg CO₂-eq/año y potencial de eutrofización en kg PO₄-eq/año.</w:t>
+      </w:r>
+    </w:p>
+    <w:p>
+      <w:pPr>
+        <w:pBdr>
+          <w:top w:val="nil"/>
+          <w:left w:val="nil"/>
+          <w:bottom w:val="nil"/>
+          <w:right w:val="nil"/>
+          <w:between w:val="nil"/>
+        </w:pBdr>
+        <w:tabs>
+          <w:tab w:val="left" w:pos="821"/>
+        </w:tabs>
+        <w:ind w:right="116"/>
+        <w:jc w:val="both"/>
+        <w:rPr>
+          <w:sz w:val="24"/>
+          <w:szCs w:val="24"/>
+          <w:lang w:val="es-MX"/>
+        </w:rPr>
+      </w:pPr>
+      <w:r>
+        <w:rPr>
+          <w:sz w:val="24"/>
+          <w:szCs w:val="24"/>
+          <w:lang w:val="es-MX"/>
+        </w:rPr>
+        <w:t>En la categoría de calentamiento global, la etapa con mayor contribución fue B1, con 1737,81 kg CO₂-eq/año. Este valor fue sustancialmente superior al de las demás etapas evaluadas. La menor contribución en esta categoría se presentó en A4, con 29,10 kg CO₂-eq/año.</w:t>
+      </w:r>
+    </w:p>
+    <w:p>
+      <w:pPr>
+        <w:pBdr>
+          <w:top w:val="nil"/>
+          <w:left w:val="nil"/>
+          <w:bottom w:val="nil"/>
+          <w:right w:val="nil"/>
+          <w:between w:val="nil"/>
+        </w:pBdr>
+        <w:tabs>
+          <w:tab w:val="left" w:pos="821"/>
+        </w:tabs>
+        <w:ind w:right="116"/>
+        <w:jc w:val="both"/>
+        <w:rPr>
+          <w:sz w:val="24"/>
+          <w:szCs w:val="24"/>
+          <w:lang w:val="es-MX"/>
+        </w:rPr>
+      </w:pPr>
+      <w:r>
+        <w:rPr>
+          <w:sz w:val="24"/>
+          <w:szCs w:val="24"/>
+          <w:lang w:val="es-MX"/>
+        </w:rPr>
+        <w:tab/>
+      </w:r>
+      <w:r>
+        <w:rPr>
+          <w:sz w:val="24"/>
+          <w:szCs w:val="24"/>
+          <w:lang w:val="es-MX"/>
+        </w:rPr>
+        <w:t>En el escenario A, la etapa con mayor impacto en calentamiento global fue A1, con 241,72 kg CO₂-eq/año, seguida de A3, con 121,65 kg CO₂-eq/año, A2, con 86,31 kg CO₂-eq/año, y A4, con 29,10 kg CO₂-eq/año.</w:t>
+      </w:r>
+    </w:p>
+    <w:p>
+      <w:pPr>
+        <w:pBdr>
+          <w:top w:val="nil"/>
+          <w:left w:val="nil"/>
+          <w:bottom w:val="nil"/>
+          <w:right w:val="nil"/>
+          <w:between w:val="nil"/>
+        </w:pBdr>
+        <w:tabs>
+          <w:tab w:val="left" w:pos="821"/>
+        </w:tabs>
+        <w:ind w:right="116"/>
+        <w:jc w:val="both"/>
+        <w:rPr>
+          <w:sz w:val="24"/>
+          <w:szCs w:val="24"/>
+          <w:lang w:val="es-MX"/>
+        </w:rPr>
+      </w:pPr>
+      <w:r>
+        <w:rPr>
+          <w:sz w:val="24"/>
+          <w:szCs w:val="24"/>
+          <w:lang w:val="es-MX"/>
+        </w:rPr>
+        <w:tab/>
+      </w:r>
+      <w:r>
+        <w:rPr>
+          <w:sz w:val="24"/>
+          <w:szCs w:val="24"/>
+          <w:lang w:val="es-MX"/>
+        </w:rPr>
+        <w:t>Para eutrofización, la mayor contribución también correspondió a B1, con 2,78 kg PO₄-eq/año. En el escenario A, la mayor contribución se presentó en A1, con 2,48 kg PO₄-eq/año. La etapa A2 presentó un valor de 0 kg PO₄-eq/año, debido a que en la tabla final no se reportaron emisiones de NH₃ ni NO₃ para esa etapa. Este resultado debe interpretarse de acuerdo con el alcance del modelo medido utilizado para A2, y no necesariamente como ausencia física absoluta de emisiones asociadas a eutrofización.</w:t>
+      </w:r>
+    </w:p>
+    <w:p>
+      <w:pPr>
+        <w:pBdr>
+          <w:top w:val="nil"/>
+          <w:left w:val="nil"/>
+          <w:bottom w:val="nil"/>
+          <w:right w:val="nil"/>
+          <w:between w:val="nil"/>
+        </w:pBdr>
+        <w:tabs>
+          <w:tab w:val="left" w:pos="821"/>
+        </w:tabs>
+        <w:ind w:right="116"/>
+        <w:jc w:val="both"/>
+        <w:rPr>
+          <w:sz w:val="24"/>
+          <w:szCs w:val="24"/>
+          <w:lang w:val="es-MX"/>
+        </w:rPr>
+      </w:pPr>
+      <w:r>
+        <w:rPr>
+          <w:sz w:val="24"/>
+          <w:szCs w:val="24"/>
+          <w:lang w:val="es-MX"/>
+        </w:rPr>
+        <w:t>6.6 Impactos totales por escenario</w:t>
+      </w:r>
+    </w:p>
+    <w:p>
+      <w:pPr>
+        <w:pBdr>
+          <w:top w:val="nil"/>
+          <w:left w:val="nil"/>
+          <w:bottom w:val="nil"/>
+          <w:right w:val="nil"/>
+          <w:between w:val="nil"/>
+        </w:pBdr>
+        <w:tabs>
+          <w:tab w:val="left" w:pos="821"/>
+        </w:tabs>
+        <w:ind w:right="116"/>
+        <w:jc w:val="both"/>
+        <w:rPr>
+          <w:sz w:val="24"/>
+          <w:szCs w:val="24"/>
+          <w:lang w:val="es-MX"/>
+        </w:rPr>
+      </w:pPr>
+      <w:r>
+        <w:rPr>
+          <w:sz w:val="24"/>
+          <w:szCs w:val="24"/>
+          <w:lang w:val="es-MX"/>
+        </w:rPr>
+        <w:tab/>
+      </w:r>
+      <w:r>
+        <w:rPr>
+          <w:sz w:val="24"/>
+          <w:szCs w:val="24"/>
+          <w:lang w:val="es-MX"/>
+        </w:rPr>
+        <w:t>Los impactos ambientales totales por escenario se presentan en el Apéndice J. Estos valores corresponden a la suma de los impactos por etapa para cada categoría ambiental evaluada.</w:t>
+      </w:r>
+    </w:p>
+    <w:p>
+      <w:pPr>
+        <w:pBdr>
+          <w:top w:val="nil"/>
+          <w:left w:val="nil"/>
+          <w:bottom w:val="nil"/>
+          <w:right w:val="nil"/>
+          <w:between w:val="nil"/>
+        </w:pBdr>
+        <w:tabs>
+          <w:tab w:val="left" w:pos="821"/>
+        </w:tabs>
+        <w:ind w:right="116"/>
+        <w:jc w:val="both"/>
+        <w:rPr>
+          <w:sz w:val="24"/>
+          <w:szCs w:val="24"/>
+          <w:lang w:val="es-MX"/>
+        </w:rPr>
+      </w:pPr>
+      <w:r>
+        <w:rPr>
+          <w:sz w:val="24"/>
+          <w:szCs w:val="24"/>
+          <w:lang w:val="es-MX"/>
+        </w:rPr>
+        <w:t>El escenario A presentó un potencial de calentamiento global total de 478,78 kg CO₂-eq/año, mientras que el escenario B presentó 1787,19 kg CO₂-eq/año. Por lo tanto, el escenario B presentó el mayor impacto total en esta categoría.</w:t>
+      </w:r>
+    </w:p>
+    <w:p>
+      <w:pPr>
+        <w:pBdr>
+          <w:top w:val="nil"/>
+          <w:left w:val="nil"/>
+          <w:bottom w:val="nil"/>
+          <w:right w:val="nil"/>
+          <w:between w:val="nil"/>
+        </w:pBdr>
+        <w:tabs>
+          <w:tab w:val="left" w:pos="821"/>
+        </w:tabs>
+        <w:ind w:right="116"/>
+        <w:jc w:val="both"/>
+        <w:rPr>
+          <w:sz w:val="24"/>
+          <w:szCs w:val="24"/>
+          <w:lang w:val="es-MX"/>
+        </w:rPr>
+      </w:pPr>
+      <w:r>
+        <w:rPr>
+          <w:sz w:val="24"/>
+          <w:szCs w:val="24"/>
+          <w:lang w:val="es-MX"/>
+        </w:rPr>
+        <w:tab/>
+      </w:r>
+      <w:r>
+        <w:rPr>
+          <w:sz w:val="24"/>
+          <w:szCs w:val="24"/>
+          <w:lang w:val="es-MX"/>
+        </w:rPr>
+        <w:t>En cuanto a eutrofización, el escenario A presentó 3,64 kg PO₄-eq/año, mientras que el escenario B presentó 4,43 kg PO₄-eq/año. De igual manera, el escenario B presentó el mayor impacto total, aunque la diferencia entre escenarios fue menor que en la categoría de calentamiento global.</w:t>
+      </w:r>
+    </w:p>
+    <w:p>
+      <w:pPr>
+        <w:pBdr>
+          <w:top w:val="nil"/>
+          <w:left w:val="nil"/>
+          <w:bottom w:val="nil"/>
+          <w:right w:val="nil"/>
+          <w:between w:val="nil"/>
+        </w:pBdr>
+        <w:tabs>
+          <w:tab w:val="left" w:pos="821"/>
+        </w:tabs>
+        <w:ind w:right="116"/>
+        <w:jc w:val="both"/>
+        <w:rPr>
+          <w:sz w:val="24"/>
+          <w:szCs w:val="24"/>
+          <w:lang w:val="es-MX"/>
+        </w:rPr>
+      </w:pPr>
+      <w:r>
+        <w:rPr>
+          <w:sz w:val="24"/>
+          <w:szCs w:val="24"/>
+          <w:lang w:val="es-MX"/>
+        </w:rPr>
+        <w:tab/>
+      </w:r>
+      <w:r>
+        <w:rPr>
+          <w:sz w:val="24"/>
+          <w:szCs w:val="24"/>
+          <w:lang w:val="es-MX"/>
+        </w:rPr>
+        <w:t>La mayor diferencia entre escenarios se observó en calentamiento global, principalmente debido al aporte de la etapa B1. En eutrofización, la diferencia fue más moderada, aunque el escenario B también presentó el valor total más alto.</w:t>
+      </w:r>
+    </w:p>
+    <w:p>
+      <w:pPr>
+        <w:pBdr>
+          <w:top w:val="nil"/>
+          <w:left w:val="nil"/>
+          <w:bottom w:val="nil"/>
+          <w:right w:val="nil"/>
+          <w:between w:val="nil"/>
+        </w:pBdr>
+        <w:tabs>
+          <w:tab w:val="left" w:pos="821"/>
+        </w:tabs>
+        <w:ind w:right="116"/>
+        <w:jc w:val="both"/>
+        <w:rPr>
+          <w:sz w:val="24"/>
+          <w:szCs w:val="24"/>
+          <w:lang w:val="es-MX"/>
+        </w:rPr>
+      </w:pPr>
+      <w:r>
+        <w:rPr>
+          <w:sz w:val="24"/>
+          <w:szCs w:val="24"/>
+          <w:lang w:val="es-MX"/>
+        </w:rPr>
+        <w:t>6.7 Comparación entre escenarios</w:t>
+      </w:r>
+    </w:p>
+    <w:p>
+      <w:pPr>
+        <w:pBdr>
+          <w:top w:val="nil"/>
+          <w:left w:val="nil"/>
+          <w:bottom w:val="nil"/>
+          <w:right w:val="nil"/>
+          <w:between w:val="nil"/>
+        </w:pBdr>
+        <w:tabs>
+          <w:tab w:val="left" w:pos="821"/>
+        </w:tabs>
+        <w:ind w:right="116"/>
+        <w:jc w:val="both"/>
+        <w:rPr>
+          <w:sz w:val="24"/>
+          <w:szCs w:val="24"/>
+          <w:lang w:val="es-MX"/>
+        </w:rPr>
+      </w:pPr>
+      <w:r>
+        <w:rPr>
+          <w:sz w:val="24"/>
+          <w:szCs w:val="24"/>
+          <w:lang w:val="es-MX"/>
+        </w:rPr>
+        <w:tab/>
+      </w:r>
+      <w:r>
+        <w:rPr>
+          <w:sz w:val="24"/>
+          <w:szCs w:val="24"/>
+          <w:lang w:val="es-MX"/>
+        </w:rPr>
+        <w:t xml:space="preserve">La comparación directa entre escenarios se presenta en el Apéndice K. En este apéndice se </w:t>
+      </w:r>
+      <w:r>
+        <w:rPr>
+          <w:sz w:val="24"/>
+          <w:szCs w:val="24"/>
+          <w:lang w:val="es-MX"/>
+        </w:rPr>
+        <w:lastRenderedPageBreak/>
+        <w:t>muestran los valores totales por categoría de impacto, la diferencia absoluta, la diferencia porcentual y el escenario con mayor impacto.</w:t>
+      </w:r>
+    </w:p>
+    <w:p>
+      <w:pPr>
+        <w:pBdr>
+          <w:top w:val="nil"/>
+          <w:left w:val="nil"/>
+          <w:bottom w:val="nil"/>
+          <w:right w:val="nil"/>
+          <w:between w:val="nil"/>
+        </w:pBdr>
+        <w:tabs>
+          <w:tab w:val="left" w:pos="821"/>
+        </w:tabs>
+        <w:ind w:right="116"/>
+        <w:jc w:val="both"/>
+        <w:rPr>
+          <w:sz w:val="24"/>
+          <w:szCs w:val="24"/>
+          <w:lang w:val="es-MX"/>
+        </w:rPr>
+      </w:pPr>
+      <w:r>
+        <w:rPr>
+          <w:sz w:val="24"/>
+          <w:szCs w:val="24"/>
+          <w:lang w:val="es-MX"/>
+        </w:rPr>
+        <w:tab/>
+      </w:r>
+      <w:r>
+        <w:rPr>
+          <w:sz w:val="24"/>
+          <w:szCs w:val="24"/>
+          <w:lang w:val="es-MX"/>
+        </w:rPr>
+        <w:t>Para calentamiento global, el escenario A obtuvo 478,78 kg CO₂-eq/año, mientras que el escenario B alcanzó 1787,19 kg CO₂-eq/año. La diferencia absoluta fue de 1308,41 kg CO₂-eq/año, lo que representa un incremento de 273,28 % del escenario B respecto al escenario A.</w:t>
+      </w:r>
+    </w:p>
+    <w:p>
+      <w:pPr>
+        <w:pBdr>
+          <w:top w:val="nil"/>
+          <w:left w:val="nil"/>
+          <w:bottom w:val="nil"/>
+          <w:right w:val="nil"/>
+          <w:between w:val="nil"/>
+        </w:pBdr>
+        <w:tabs>
+          <w:tab w:val="left" w:pos="821"/>
+        </w:tabs>
+        <w:ind w:right="116"/>
+        <w:jc w:val="both"/>
+        <w:rPr>
+          <w:sz w:val="24"/>
+          <w:szCs w:val="24"/>
+          <w:lang w:val="es-MX"/>
+        </w:rPr>
+      </w:pPr>
+      <w:r>
+        <w:rPr>
+          <w:sz w:val="24"/>
+          <w:szCs w:val="24"/>
+          <w:lang w:val="es-MX"/>
+        </w:rPr>
+        <w:tab/>
+      </w:r>
+      <w:r>
+        <w:rPr>
+          <w:sz w:val="24"/>
+          <w:szCs w:val="24"/>
+          <w:lang w:val="es-MX"/>
+        </w:rPr>
+        <w:t>Para eutrofización, el escenario A presentó 3,64 kg PO₄-eq/año, mientras que el escenario B presentó 4,43 kg PO₄-eq/año. La diferencia absoluta fue de 0,786 kg PO₄-eq/año, equivalente a un incremento de 21,58 % en el escenario B respecto al escenario A.</w:t>
+      </w:r>
+    </w:p>
+    <w:p>
+      <w:pPr>
+        <w:pBdr>
+          <w:top w:val="nil"/>
+          <w:left w:val="nil"/>
+          <w:bottom w:val="nil"/>
+          <w:right w:val="nil"/>
+          <w:between w:val="nil"/>
+        </w:pBdr>
+        <w:tabs>
+          <w:tab w:val="left" w:pos="821"/>
+        </w:tabs>
+        <w:ind w:right="116"/>
+        <w:jc w:val="both"/>
+        <w:rPr>
+          <w:sz w:val="24"/>
+          <w:szCs w:val="24"/>
+          <w:lang w:val="es-MX"/>
+        </w:rPr>
+      </w:pPr>
+      <w:r>
+        <w:rPr>
+          <w:sz w:val="24"/>
+          <w:szCs w:val="24"/>
+          <w:lang w:val="es-MX"/>
+        </w:rPr>
+        <w:tab/>
+      </w:r>
+      <w:r>
+        <w:rPr>
+          <w:sz w:val="24"/>
+          <w:szCs w:val="24"/>
+          <w:lang w:val="es-MX"/>
+        </w:rPr>
+        <w:t>Estos resultados indican que el escenario B presentó mayor impacto en las dos categorías evaluadas. Sin embargo, la diferencia fue mucho más marcada en calentamiento global que en eutrofización. Esta comparación debe interpretarse considerando la sensibilidad del modelo a la asignación de sistemas de manejo, los factores IPCC utilizados y el supuesto de masa equivalente empleado para integrar los flujos de estiércol y agua.</w:t>
+      </w:r>
+    </w:p>
+    <w:p>
+      <w:pPr>
+        <w:pBdr>
+          <w:top w:val="nil"/>
+          <w:left w:val="nil"/>
+          <w:bottom w:val="nil"/>
+          <w:right w:val="nil"/>
+          <w:between w:val="nil"/>
+        </w:pBdr>
+        <w:tabs>
+          <w:tab w:val="left" w:pos="821"/>
+        </w:tabs>
+        <w:ind w:right="116"/>
+        <w:jc w:val="both"/>
+        <w:rPr>
+          <w:sz w:val="24"/>
+          <w:szCs w:val="24"/>
+          <w:lang w:val="es-MX"/>
         </w:rPr>
       </w:pPr>
     </w:p>
@@ -13737,7 +15306,7 @@
                     </pic:cNvPicPr>
                   </pic:nvPicPr>
                   <pic:blipFill>
-                    <a:blip r:embed="rId17">
+                    <a:blip r:embed="rId22">
                       <a:extLst>
                         <a:ext uri="{28A0092B-C50C-407E-A947-70E740481C1C}">
                           <a14:useLocalDpi xmlns:a14="http://schemas.microsoft.com/office/drawing/2010/main" val="0"/>
@@ -13905,7 +15474,7 @@
         </w:rPr>
         <w:t xml:space="preserve">. </w:t>
       </w:r>
-      <w:hyperlink r:id="rId18" w:history="1">
+      <w:hyperlink r:id="rId23" w:history="1">
         <w:r>
           <w:rPr>
             <w:rStyle w:val="Hipervnculo"/>
@@ -14246,7 +15815,7 @@
         </w:rPr>
         <w:t xml:space="preserve">. </w:t>
       </w:r>
-      <w:hyperlink r:id="rId19" w:history="1">
+      <w:hyperlink r:id="rId24" w:history="1">
         <w:r>
           <w:rPr>
             <w:rStyle w:val="Hipervnculo"/>
@@ -14284,7 +15853,7 @@
         </w:rPr>
         <w:t xml:space="preserve">Calderón Araya, G. y Chaves Solera, M. A. (2020). Guía técnica para el cultivo de caña de azúcar en la región de Turrialba. Liga Agrícola Industrial de la Caña de Azúcar. </w:t>
       </w:r>
-      <w:hyperlink r:id="rId20" w:history="1">
+      <w:hyperlink r:id="rId25" w:history="1">
         <w:r>
           <w:rPr>
             <w:rStyle w:val="Hipervnculo"/>
@@ -14398,7 +15967,7 @@
         </w:rPr>
         <w:t xml:space="preserve">, Universidad de Guadalajara]. </w:t>
       </w:r>
-      <w:hyperlink r:id="rId21" w:history="1">
+      <w:hyperlink r:id="rId26" w:history="1">
         <w:r>
           <w:rPr>
             <w:rStyle w:val="Hipervnculo"/>
@@ -14570,7 +16139,7 @@
         </w:rPr>
         <w:t xml:space="preserve">Paris. </w:t>
       </w:r>
-      <w:hyperlink r:id="rId22" w:history="1">
+      <w:hyperlink r:id="rId27" w:history="1">
         <w:r>
           <w:rPr>
             <w:rStyle w:val="Hipervnculo"/>
@@ -14673,7 +16242,7 @@
         </w:rPr>
         <w:t xml:space="preserve">. </w:t>
       </w:r>
-      <w:hyperlink r:id="rId23" w:history="1">
+      <w:hyperlink r:id="rId28" w:history="1">
         <w:r>
           <w:rPr>
             <w:rStyle w:val="Hipervnculo"/>
@@ -14795,7 +16364,7 @@
         </w:rPr>
         <w:t xml:space="preserve">. </w:t>
       </w:r>
-      <w:hyperlink r:id="rId24" w:history="1">
+      <w:hyperlink r:id="rId29" w:history="1">
         <w:r>
           <w:rPr>
             <w:rStyle w:val="Hipervnculo"/>
@@ -14867,7 +16436,7 @@
         </w:rPr>
         <w:t xml:space="preserve">(3), 1293–1312. </w:t>
       </w:r>
-      <w:hyperlink r:id="rId25" w:history="1">
+      <w:hyperlink r:id="rId30" w:history="1">
         <w:r>
           <w:rPr>
             <w:rStyle w:val="Hipervnculo"/>
@@ -14922,7 +16491,7 @@
         </w:rPr>
         <w:t xml:space="preserve">. </w:t>
       </w:r>
-      <w:hyperlink r:id="rId26" w:history="1">
+      <w:hyperlink r:id="rId31" w:history="1">
         <w:r>
           <w:rPr>
             <w:rStyle w:val="Hipervnculo"/>
@@ -15028,7 +16597,7 @@
         </w:rPr>
         <w:t xml:space="preserve">. </w:t>
       </w:r>
-      <w:hyperlink r:id="rId27" w:history="1">
+      <w:hyperlink r:id="rId32" w:history="1">
         <w:r>
           <w:rPr>
             <w:rStyle w:val="Hipervnculo"/>
@@ -15244,7 +16813,7 @@
         </w:rPr>
         <w:t xml:space="preserve">(3), 340–348. </w:t>
       </w:r>
-      <w:hyperlink r:id="rId28" w:history="1">
+      <w:hyperlink r:id="rId33" w:history="1">
         <w:r>
           <w:rPr>
             <w:rStyle w:val="Hipervnculo"/>
@@ -15392,7 +16961,7 @@
         </w:rPr>
         <w:t xml:space="preserve">, 395–402. </w:t>
       </w:r>
-      <w:hyperlink r:id="rId29" w:history="1">
+      <w:hyperlink r:id="rId34" w:history="1">
         <w:r>
           <w:rPr>
             <w:rStyle w:val="Hipervnculo"/>
@@ -15469,7 +17038,7 @@
         </w:rPr>
         <w:t xml:space="preserve">, 106963. </w:t>
       </w:r>
-      <w:hyperlink r:id="rId30" w:history="1">
+      <w:hyperlink r:id="rId35" w:history="1">
         <w:r>
           <w:rPr>
             <w:rStyle w:val="Hipervnculo"/>
@@ -15531,7 +17100,7 @@
         </w:rPr>
         <w:t xml:space="preserve">. International Livestock Research Institute. </w:t>
       </w:r>
-      <w:hyperlink r:id="rId31" w:history="1">
+      <w:hyperlink r:id="rId36" w:history="1">
         <w:r>
           <w:rPr>
             <w:rStyle w:val="Hipervnculo"/>
@@ -15617,7 +17186,7 @@
         </w:rPr>
         <w:t xml:space="preserve">. </w:t>
       </w:r>
-      <w:hyperlink r:id="rId32" w:history="1">
+      <w:hyperlink r:id="rId37" w:history="1">
         <w:r>
           <w:rPr>
             <w:rStyle w:val="Hipervnculo"/>
@@ -15707,7 +17276,7 @@
         </w:rPr>
         <w:t xml:space="preserve"> </w:t>
       </w:r>
-      <w:hyperlink r:id="rId33" w:history="1">
+      <w:hyperlink r:id="rId38" w:history="1">
         <w:r>
           <w:rPr>
             <w:rStyle w:val="Hipervnculo"/>
@@ -15837,7 +17406,7 @@
         </w:rPr>
         <w:t xml:space="preserve">. </w:t>
       </w:r>
-      <w:hyperlink r:id="rId34" w:history="1">
+      <w:hyperlink r:id="rId39" w:history="1">
         <w:r>
           <w:rPr>
             <w:rStyle w:val="Hipervnculo"/>
@@ -16069,7 +17638,7 @@
         </w:rPr>
         <w:t xml:space="preserve">. </w:t>
       </w:r>
-      <w:hyperlink r:id="rId35" w:history="1">
+      <w:hyperlink r:id="rId40" w:history="1">
         <w:r>
           <w:rPr>
             <w:rStyle w:val="Hipervnculo"/>
@@ -16140,7 +17709,7 @@
         </w:rPr>
         <w:t xml:space="preserve"> (2), pp. 251-268. </w:t>
       </w:r>
-      <w:hyperlink r:id="rId36" w:history="1">
+      <w:hyperlink r:id="rId41" w:history="1">
         <w:r>
           <w:rPr>
             <w:rStyle w:val="Hipervnculo"/>
@@ -16244,7 +17813,7 @@
         </w:rPr>
         <w:t xml:space="preserve"> </w:t>
       </w:r>
-      <w:hyperlink r:id="rId37" w:history="1">
+      <w:hyperlink r:id="rId42" w:history="1">
         <w:r>
           <w:rPr>
             <w:rStyle w:val="Hipervnculo"/>
@@ -16389,7 +17958,7 @@
         </w:rPr>
         <w:t xml:space="preserve">(10), 4068–4083. </w:t>
       </w:r>
-      <w:hyperlink r:id="rId38" w:history="1">
+      <w:hyperlink r:id="rId43" w:history="1">
         <w:r>
           <w:rPr>
             <w:rStyle w:val="Hipervnculo"/>
@@ -38826,7 +40395,7 @@
                     </pic:cNvPicPr>
                   </pic:nvPicPr>
                   <pic:blipFill>
-                    <a:blip r:embed="rId39">
+                    <a:blip r:embed="rId44">
                       <a:extLst>
                         <a:ext uri="{28A0092B-C50C-407E-A947-70E740481C1C}">
                           <a14:useLocalDpi xmlns:a14="http://schemas.microsoft.com/office/drawing/2010/main" val="0"/>
@@ -38928,141 +40497,30 @@
         <w:rPr>
           <w:b/>
           <w:bCs/>
-          <w:sz w:val="24"/>
-          <w:szCs w:val="24"/>
         </w:rPr>
       </w:pPr>
       <w:r>
         <w:rPr>
           <w:b/>
           <w:bCs/>
-          <w:sz w:val="24"/>
-          <w:szCs w:val="24"/>
-        </w:rPr>
-        <w:t xml:space="preserve"> </w:t>
-      </w:r>
-      <w:r>
+        </w:rPr>
+        <w:t>Caracterización de estiércol fresco y precompostado: humedad, materia seca, cenizas, sólidos volátiles y N total</w:t>
+      </w:r>
+    </w:p>
+    <w:p>
+      <w:pPr>
+        <w:jc w:val="center"/>
         <w:rPr>
           <w:b/>
           <w:bCs/>
-          <w:sz w:val="24"/>
-          <w:szCs w:val="24"/>
-        </w:rPr>
-        <w:t xml:space="preserve">Estadística descriptiva </w:t>
-      </w:r>
-      <w:r>
-        <w:rPr>
-          <w:b/>
-          <w:bCs/>
-          <w:sz w:val="24"/>
-          <w:szCs w:val="24"/>
-        </w:rPr>
-        <w:t>de</w:t>
-      </w:r>
-      <w:r>
-        <w:rPr>
-          <w:b/>
-          <w:bCs/>
-          <w:sz w:val="24"/>
-          <w:szCs w:val="24"/>
-        </w:rPr>
-        <w:t xml:space="preserve"> los datos de </w:t>
-      </w:r>
-      <w:r>
-        <w:rPr>
-          <w:b/>
-          <w:bCs/>
-          <w:sz w:val="24"/>
-          <w:szCs w:val="24"/>
-        </w:rPr>
-        <w:t>Generación de estiércol fresco</w:t>
-      </w:r>
-      <w:r>
-        <w:rPr>
-          <w:b/>
-          <w:bCs/>
-          <w:sz w:val="24"/>
-          <w:szCs w:val="24"/>
-        </w:rPr>
-        <w:t xml:space="preserve"> recuperado</w:t>
-      </w:r>
-      <w:r>
-        <w:rPr>
-          <w:b/>
-          <w:bCs/>
-          <w:sz w:val="24"/>
-          <w:szCs w:val="24"/>
-        </w:rPr>
-        <w:t xml:space="preserve"> de</w:t>
-      </w:r>
-      <w:r>
-        <w:rPr>
-          <w:b/>
-          <w:bCs/>
-          <w:sz w:val="24"/>
-          <w:szCs w:val="24"/>
-        </w:rPr>
-        <w:t xml:space="preserve"> las fuentes de información primaria</w:t>
-      </w:r>
-      <w:r>
-        <w:rPr>
-          <w:b/>
-          <w:bCs/>
-          <w:sz w:val="24"/>
-          <w:szCs w:val="24"/>
-        </w:rPr>
-        <w:t xml:space="preserve"> utilizada como </w:t>
-      </w:r>
-      <w:r>
-        <w:rPr>
-          <w:b/>
-          <w:bCs/>
-          <w:sz w:val="24"/>
-          <w:szCs w:val="24"/>
-        </w:rPr>
-        <w:t>parámetro de</w:t>
-      </w:r>
-      <w:r>
-        <w:rPr>
-          <w:b/>
-          <w:bCs/>
-          <w:sz w:val="24"/>
-          <w:szCs w:val="24"/>
-        </w:rPr>
-        <w:t xml:space="preserve"> entrada</w:t>
-      </w:r>
-      <w:r>
-        <w:rPr>
-          <w:b/>
-          <w:bCs/>
-          <w:sz w:val="24"/>
-          <w:szCs w:val="24"/>
-        </w:rPr>
-        <w:t xml:space="preserve"> </w:t>
-      </w:r>
-      <w:r>
-        <w:rPr>
-          <w:b/>
-          <w:bCs/>
-          <w:sz w:val="24"/>
-          <w:szCs w:val="24"/>
-        </w:rPr>
-        <w:t>para las ecuaciones del IPCC</w:t>
-      </w:r>
-    </w:p>
-    <w:p>
-      <w:pPr>
-        <w:jc w:val="center"/>
-      </w:pPr>
-      <w:r>
-        <w:rPr>
-          <w:noProof/>
-        </w:rPr>
+        </w:rPr>
+      </w:pPr>
+      <w:r>
         <w:drawing>
-          <wp:inline distT="0" distB="0" distL="0" distR="0" wp14:anchorId="5D34BBB5" wp14:editId="32C4F7FC">
-            <wp:extent cx="6083300" cy="720725"/>
+          <wp:inline distT="0" distB="0" distL="0" distR="0" wp14:anchorId="798DEFF4" wp14:editId="1E491BE0">
+            <wp:extent cx="6083300" cy="1772920"/>
             <wp:effectExtent l="0" t="0" r="0" b="0"/>
-            <wp:docPr id="354204758" name="Picture 11"/>
+            <wp:docPr id="1837147847" name="Imagen 5"/>
             <wp:cNvGraphicFramePr>
               <a:graphicFrameLocks xmlns:a="http://schemas.openxmlformats.org/drawingml/2006/main" noChangeAspect="1"/>
             </wp:cNvGraphicFramePr>
@@ -39070,13 +40528,13 @@
               <a:graphicData uri="http://schemas.openxmlformats.org/drawingml/2006/picture">
                 <pic:pic xmlns:pic="http://schemas.openxmlformats.org/drawingml/2006/picture">
                   <pic:nvPicPr>
-                    <pic:cNvPr id="0" name="Picture 7"/>
+                    <pic:cNvPr id="0" name="Picture 1"/>
                     <pic:cNvPicPr>
                       <a:picLocks noChangeAspect="1" noChangeArrowheads="1"/>
                     </pic:cNvPicPr>
                   </pic:nvPicPr>
                   <pic:blipFill>
-                    <a:blip r:embed="rId40">
+                    <a:blip r:embed="rId45">
                       <a:extLst>
                         <a:ext uri="{28A0092B-C50C-407E-A947-70E740481C1C}">
                           <a14:useLocalDpi xmlns:a14="http://schemas.microsoft.com/office/drawing/2010/main" val="0"/>
@@ -39091,7 +40549,7 @@
                   <pic:spPr bwMode="auto">
                     <a:xfrm>
                       <a:off x="0" y="0"/>
-                      <a:ext cx="6083300" cy="720725"/>
+                      <a:ext cx="6083300" cy="1772920"/>
                     </a:xfrm>
                     <a:prstGeom prst="rect">
                       <a:avLst/>
@@ -39125,6 +40583,7 @@
           <w:sz w:val="32"/>
           <w:szCs w:val="32"/>
         </w:rPr>
+        <w:lastRenderedPageBreak/>
         <w:t xml:space="preserve">Apéndice </w:t>
       </w:r>
       <w:r>
@@ -39152,106 +40611,30 @@
         <w:rPr>
           <w:b/>
           <w:bCs/>
-          <w:sz w:val="24"/>
-          <w:szCs w:val="24"/>
         </w:rPr>
       </w:pPr>
       <w:r>
         <w:rPr>
           <w:b/>
           <w:bCs/>
-          <w:sz w:val="24"/>
-          <w:szCs w:val="24"/>
-        </w:rPr>
-        <w:t xml:space="preserve"> </w:t>
-      </w:r>
-      <w:r>
+        </w:rPr>
+        <w:t>Flujos másicos del inventario de ciclo de vida por escenario y etapa</w:t>
+      </w:r>
+    </w:p>
+    <w:p>
+      <w:pPr>
+        <w:jc w:val="center"/>
         <w:rPr>
           <w:b/>
           <w:bCs/>
-          <w:sz w:val="24"/>
-          <w:szCs w:val="24"/>
-        </w:rPr>
-        <w:t xml:space="preserve">Estadística descriptiva </w:t>
-      </w:r>
-      <w:r>
-        <w:rPr>
-          <w:b/>
-          <w:bCs/>
-          <w:sz w:val="24"/>
-          <w:szCs w:val="24"/>
-        </w:rPr>
-        <w:t>d</w:t>
-      </w:r>
-      <w:r>
-        <w:rPr>
-          <w:b/>
-          <w:bCs/>
-          <w:sz w:val="24"/>
-          <w:szCs w:val="24"/>
-        </w:rPr>
-        <w:t>e los datos de consumo de agua para el lavado de pisos recuperado de las fuentes de información primaria</w:t>
-      </w:r>
-      <w:r>
-        <w:rPr>
-          <w:b/>
-          <w:bCs/>
-          <w:sz w:val="24"/>
-          <w:szCs w:val="24"/>
-        </w:rPr>
-        <w:t xml:space="preserve"> utilizada como </w:t>
-      </w:r>
-      <w:r>
-        <w:rPr>
-          <w:b/>
-          <w:bCs/>
-          <w:sz w:val="24"/>
-          <w:szCs w:val="24"/>
-        </w:rPr>
-        <w:t>parámetro de</w:t>
-      </w:r>
-      <w:r>
-        <w:rPr>
-          <w:b/>
-          <w:bCs/>
-          <w:sz w:val="24"/>
-          <w:szCs w:val="24"/>
-        </w:rPr>
-        <w:t xml:space="preserve"> entrada</w:t>
-      </w:r>
-      <w:r>
-        <w:rPr>
-          <w:b/>
-          <w:bCs/>
-          <w:sz w:val="24"/>
-          <w:szCs w:val="24"/>
-        </w:rPr>
-        <w:t xml:space="preserve"> </w:t>
-      </w:r>
-      <w:r>
-        <w:rPr>
-          <w:b/>
-          <w:bCs/>
-          <w:sz w:val="24"/>
-          <w:szCs w:val="24"/>
-        </w:rPr>
-        <w:t>para las ecuaciones del IPCC</w:t>
-      </w:r>
-    </w:p>
-    <w:p>
-      <w:pPr>
-        <w:jc w:val="center"/>
-      </w:pPr>
-      <w:r>
-        <w:rPr>
-          <w:noProof/>
-        </w:rPr>
-        <w:lastRenderedPageBreak/>
+        </w:rPr>
+      </w:pPr>
+      <w:r>
         <w:drawing>
-          <wp:inline distT="0" distB="0" distL="0" distR="0" wp14:anchorId="03B8A2B4" wp14:editId="16B18814">
-            <wp:extent cx="6083300" cy="626745"/>
-            <wp:effectExtent l="0" t="0" r="0" b="0"/>
-            <wp:docPr id="784980416" name="Picture 9"/>
+          <wp:inline distT="0" distB="0" distL="0" distR="0" wp14:anchorId="4FA51E80" wp14:editId="63107FA3">
+            <wp:extent cx="6083300" cy="3464560"/>
+            <wp:effectExtent l="0" t="0" r="0" b="2540"/>
+            <wp:docPr id="2099420340" name="Imagen 6"/>
             <wp:cNvGraphicFramePr>
               <a:graphicFrameLocks xmlns:a="http://schemas.openxmlformats.org/drawingml/2006/main" noChangeAspect="1"/>
             </wp:cNvGraphicFramePr>
@@ -39259,13 +40642,13 @@
               <a:graphicData uri="http://schemas.openxmlformats.org/drawingml/2006/picture">
                 <pic:pic xmlns:pic="http://schemas.openxmlformats.org/drawingml/2006/picture">
                   <pic:nvPicPr>
-                    <pic:cNvPr id="0" name="Picture 5"/>
+                    <pic:cNvPr id="0" name="Picture 2"/>
                     <pic:cNvPicPr>
                       <a:picLocks noChangeAspect="1" noChangeArrowheads="1"/>
                     </pic:cNvPicPr>
                   </pic:nvPicPr>
                   <pic:blipFill>
-                    <a:blip r:embed="rId41">
+                    <a:blip r:embed="rId46">
                       <a:extLst>
                         <a:ext uri="{28A0092B-C50C-407E-A947-70E740481C1C}">
                           <a14:useLocalDpi xmlns:a14="http://schemas.microsoft.com/office/drawing/2010/main" val="0"/>
@@ -39280,7 +40663,7 @@
                   <pic:spPr bwMode="auto">
                     <a:xfrm>
                       <a:off x="0" y="0"/>
-                      <a:ext cx="6083300" cy="626745"/>
+                      <a:ext cx="6083300" cy="3464560"/>
                     </a:xfrm>
                     <a:prstGeom prst="rect">
                       <a:avLst/>
@@ -39341,96 +40724,31 @@
         <w:rPr>
           <w:b/>
           <w:bCs/>
-          <w:sz w:val="24"/>
-          <w:szCs w:val="24"/>
         </w:rPr>
       </w:pPr>
       <w:r>
         <w:rPr>
           <w:b/>
           <w:bCs/>
-          <w:sz w:val="24"/>
-          <w:szCs w:val="24"/>
-        </w:rPr>
-        <w:t xml:space="preserve"> </w:t>
-      </w:r>
-      <w:r>
-        <w:rPr>
-          <w:b/>
-          <w:bCs/>
-          <w:sz w:val="24"/>
-          <w:szCs w:val="24"/>
-        </w:rPr>
-        <w:t>Flujo de masa para cada etapa derivado de los datos recuperados de las fuentes de información primaria</w:t>
-      </w:r>
-      <w:r>
-        <w:rPr>
-          <w:b/>
-          <w:bCs/>
-          <w:sz w:val="24"/>
-          <w:szCs w:val="24"/>
-        </w:rPr>
-        <w:t xml:space="preserve"> utiliza</w:t>
-      </w:r>
-      <w:r>
-        <w:rPr>
-          <w:b/>
-          <w:bCs/>
-          <w:sz w:val="24"/>
-          <w:szCs w:val="24"/>
-        </w:rPr>
-        <w:t>do</w:t>
-      </w:r>
-      <w:r>
-        <w:rPr>
-          <w:b/>
-          <w:bCs/>
-          <w:sz w:val="24"/>
-          <w:szCs w:val="24"/>
-        </w:rPr>
-        <w:t xml:space="preserve"> como</w:t>
-      </w:r>
-      <w:r>
-        <w:rPr>
-          <w:b/>
-          <w:bCs/>
-          <w:sz w:val="24"/>
-          <w:szCs w:val="24"/>
-        </w:rPr>
-        <w:t xml:space="preserve"> parámetro de</w:t>
-      </w:r>
-      <w:r>
-        <w:rPr>
-          <w:b/>
-          <w:bCs/>
-          <w:sz w:val="24"/>
-          <w:szCs w:val="24"/>
-        </w:rPr>
-        <w:t xml:space="preserve"> entrada </w:t>
-      </w:r>
-      <w:r>
-        <w:rPr>
-          <w:b/>
-          <w:bCs/>
-          <w:sz w:val="24"/>
-          <w:szCs w:val="24"/>
-        </w:rPr>
-        <w:t>para las ecuaciones del IPCC</w:t>
-      </w:r>
-    </w:p>
-    <w:p>
-      <w:pPr>
-        <w:jc w:val="center"/>
-      </w:pPr>
+        </w:rPr>
+        <w:t>Parámetros utilizados en el modelo ACV por escenario y etapa</w:t>
+      </w:r>
       <w:r>
         <w:rPr>
           <w:noProof/>
         </w:rPr>
+        <w:lastRenderedPageBreak/>
         <w:drawing>
-          <wp:inline distT="0" distB="0" distL="0" distR="0" wp14:anchorId="405DE384" wp14:editId="53390983">
-            <wp:extent cx="4929505" cy="3474720"/>
-            <wp:effectExtent l="0" t="0" r="4445" b="0"/>
-            <wp:docPr id="125091466" name="Picture 10"/>
+          <wp:inline distT="0" distB="0" distL="0" distR="0" wp14:anchorId="2977828D" wp14:editId="23B4C839">
+            <wp:extent cx="6083300" cy="5445125"/>
+            <wp:effectExtent l="0" t="0" r="0" b="3175"/>
+            <wp:docPr id="1468688863" name="Imagen 1">
+              <a:extLst xmlns:a="http://schemas.openxmlformats.org/drawingml/2006/main">
+                <a:ext uri="{FF2B5EF4-FFF2-40B4-BE49-F238E27FC236}">
+                  <a16:creationId xmlns:a16="http://schemas.microsoft.com/office/drawing/2014/main" id="{722BE2F5-352B-C004-CA51-310D59729D1B}"/>
+                </a:ext>
+              </a:extLst>
+            </wp:docPr>
             <wp:cNvGraphicFramePr>
               <a:graphicFrameLocks xmlns:a="http://schemas.openxmlformats.org/drawingml/2006/main" noChangeAspect="1"/>
             </wp:cNvGraphicFramePr>
@@ -39438,13 +40756,19 @@
               <a:graphicData uri="http://schemas.openxmlformats.org/drawingml/2006/picture">
                 <pic:pic xmlns:pic="http://schemas.openxmlformats.org/drawingml/2006/picture">
                   <pic:nvPicPr>
-                    <pic:cNvPr id="0" name="Picture 6"/>
+                    <pic:cNvPr id="2" name="Imagen 1">
+                      <a:extLst>
+                        <a:ext uri="{FF2B5EF4-FFF2-40B4-BE49-F238E27FC236}">
+                          <a16:creationId xmlns:a16="http://schemas.microsoft.com/office/drawing/2014/main" id="{722BE2F5-352B-C004-CA51-310D59729D1B}"/>
+                        </a:ext>
+                      </a:extLst>
+                    </pic:cNvPr>
                     <pic:cNvPicPr>
                       <a:picLocks noChangeAspect="1" noChangeArrowheads="1"/>
                     </pic:cNvPicPr>
                   </pic:nvPicPr>
                   <pic:blipFill>
-                    <a:blip r:embed="rId42">
+                    <a:blip r:embed="rId47">
                       <a:extLst>
                         <a:ext uri="{28A0092B-C50C-407E-A947-70E740481C1C}">
                           <a14:useLocalDpi xmlns:a14="http://schemas.microsoft.com/office/drawing/2010/main" val="0"/>
@@ -39459,15 +40783,12 @@
                   <pic:spPr bwMode="auto">
                     <a:xfrm>
                       <a:off x="0" y="0"/>
-                      <a:ext cx="4929505" cy="3474720"/>
+                      <a:ext cx="6083300" cy="5445125"/>
                     </a:xfrm>
                     <a:prstGeom prst="rect">
                       <a:avLst/>
                     </a:prstGeom>
                     <a:noFill/>
-                    <a:ln>
-                      <a:noFill/>
-                    </a:ln>
                   </pic:spPr>
                 </pic:pic>
               </a:graphicData>
@@ -39476,10 +40797,616 @@
         </w:drawing>
       </w:r>
     </w:p>
+    <w:p>
+      <w:pPr>
+        <w:jc w:val="center"/>
+        <w:rPr>
+          <w:b/>
+          <w:bCs/>
+        </w:rPr>
+      </w:pPr>
+    </w:p>
+    <w:p>
+      <w:pPr>
+        <w:jc w:val="center"/>
+        <w:rPr>
+          <w:b/>
+          <w:bCs/>
+          <w:sz w:val="32"/>
+          <w:szCs w:val="32"/>
+        </w:rPr>
+      </w:pPr>
+      <w:r>
+        <w:rPr>
+          <w:b/>
+          <w:bCs/>
+          <w:sz w:val="32"/>
+          <w:szCs w:val="32"/>
+        </w:rPr>
+        <w:t xml:space="preserve">Apéndice </w:t>
+      </w:r>
+      <w:r>
+        <w:rPr>
+          <w:b/>
+          <w:bCs/>
+          <w:sz w:val="32"/>
+          <w:szCs w:val="32"/>
+        </w:rPr>
+        <w:t>G</w:t>
+      </w:r>
+      <w:r>
+        <w:rPr>
+          <w:b/>
+          <w:bCs/>
+          <w:sz w:val="32"/>
+          <w:szCs w:val="32"/>
+        </w:rPr>
+        <w:t>:</w:t>
+      </w:r>
+    </w:p>
+    <w:p>
+      <w:pPr>
+        <w:jc w:val="center"/>
+        <w:rPr>
+          <w:b/>
+          <w:bCs/>
+        </w:rPr>
+      </w:pPr>
+      <w:r>
+        <w:rPr>
+          <w:b/>
+          <w:bCs/>
+        </w:rPr>
+        <w:t>Factores de emisión, factores medidos y factores de caracterización</w:t>
+      </w:r>
+    </w:p>
+    <w:p>
+      <w:pPr>
+        <w:jc w:val="center"/>
+        <w:rPr>
+          <w:b/>
+          <w:bCs/>
+        </w:rPr>
+      </w:pPr>
+      <w:r>
+        <w:rPr>
+          <w:noProof/>
+        </w:rPr>
+        <w:lastRenderedPageBreak/>
+        <w:drawing>
+          <wp:inline distT="0" distB="0" distL="0" distR="0" wp14:anchorId="4E654805" wp14:editId="466443D2">
+            <wp:extent cx="6083300" cy="7487920"/>
+            <wp:effectExtent l="0" t="0" r="0" b="0"/>
+            <wp:docPr id="514289730" name="Imagen 1">
+              <a:extLst xmlns:a="http://schemas.openxmlformats.org/drawingml/2006/main">
+                <a:ext uri="{FF2B5EF4-FFF2-40B4-BE49-F238E27FC236}">
+                  <a16:creationId xmlns:a16="http://schemas.microsoft.com/office/drawing/2014/main" id="{970CA7A0-97F8-A85E-0483-87D03B341BD1}"/>
+                </a:ext>
+              </a:extLst>
+            </wp:docPr>
+            <wp:cNvGraphicFramePr>
+              <a:graphicFrameLocks xmlns:a="http://schemas.openxmlformats.org/drawingml/2006/main" noChangeAspect="1"/>
+            </wp:cNvGraphicFramePr>
+            <a:graphic xmlns:a="http://schemas.openxmlformats.org/drawingml/2006/main">
+              <a:graphicData uri="http://schemas.openxmlformats.org/drawingml/2006/picture">
+                <pic:pic xmlns:pic="http://schemas.openxmlformats.org/drawingml/2006/picture">
+                  <pic:nvPicPr>
+                    <pic:cNvPr id="2" name="Imagen 1">
+                      <a:extLst>
+                        <a:ext uri="{FF2B5EF4-FFF2-40B4-BE49-F238E27FC236}">
+                          <a16:creationId xmlns:a16="http://schemas.microsoft.com/office/drawing/2014/main" id="{970CA7A0-97F8-A85E-0483-87D03B341BD1}"/>
+                        </a:ext>
+                      </a:extLst>
+                    </pic:cNvPr>
+                    <pic:cNvPicPr>
+                      <a:picLocks noChangeAspect="1" noChangeArrowheads="1"/>
+                    </pic:cNvPicPr>
+                  </pic:nvPicPr>
+                  <pic:blipFill>
+                    <a:blip r:embed="rId48">
+                      <a:extLst>
+                        <a:ext uri="{28A0092B-C50C-407E-A947-70E740481C1C}">
+                          <a14:useLocalDpi xmlns:a14="http://schemas.microsoft.com/office/drawing/2010/main" val="0"/>
+                        </a:ext>
+                      </a:extLst>
+                    </a:blip>
+                    <a:srcRect/>
+                    <a:stretch>
+                      <a:fillRect/>
+                    </a:stretch>
+                  </pic:blipFill>
+                  <pic:spPr bwMode="auto">
+                    <a:xfrm>
+                      <a:off x="0" y="0"/>
+                      <a:ext cx="6083300" cy="7487920"/>
+                    </a:xfrm>
+                    <a:prstGeom prst="rect">
+                      <a:avLst/>
+                    </a:prstGeom>
+                    <a:noFill/>
+                  </pic:spPr>
+                </pic:pic>
+              </a:graphicData>
+            </a:graphic>
+          </wp:inline>
+        </w:drawing>
+      </w:r>
+    </w:p>
+    <w:p>
+      <w:pPr>
+        <w:jc w:val="center"/>
+        <w:rPr>
+          <w:b/>
+          <w:bCs/>
+          <w:sz w:val="32"/>
+          <w:szCs w:val="32"/>
+        </w:rPr>
+      </w:pPr>
+      <w:r>
+        <w:rPr>
+          <w:b/>
+          <w:bCs/>
+          <w:sz w:val="32"/>
+          <w:szCs w:val="32"/>
+        </w:rPr>
+        <w:t xml:space="preserve">Apéndice </w:t>
+      </w:r>
+      <w:r>
+        <w:rPr>
+          <w:b/>
+          <w:bCs/>
+          <w:sz w:val="32"/>
+          <w:szCs w:val="32"/>
+        </w:rPr>
+        <w:t>H</w:t>
+      </w:r>
+      <w:r>
+        <w:rPr>
+          <w:b/>
+          <w:bCs/>
+          <w:sz w:val="32"/>
+          <w:szCs w:val="32"/>
+        </w:rPr>
+        <w:t>:</w:t>
+      </w:r>
+    </w:p>
+    <w:p>
+      <w:pPr>
+        <w:jc w:val="center"/>
+        <w:rPr>
+          <w:b/>
+          <w:bCs/>
+        </w:rPr>
+      </w:pPr>
+      <w:r>
+        <w:rPr>
+          <w:b/>
+          <w:bCs/>
+        </w:rPr>
+        <w:t>Emisiones estimadas por etapa, escenario y sustancia</w:t>
+      </w:r>
+    </w:p>
+    <w:p>
+      <w:pPr>
+        <w:jc w:val="center"/>
+        <w:rPr>
+          <w:b/>
+          <w:bCs/>
+        </w:rPr>
+      </w:pPr>
+      <w:r>
+        <w:rPr>
+          <w:b/>
+          <w:bCs/>
+          <w:noProof/>
+        </w:rPr>
+        <w:lastRenderedPageBreak/>
+        <w:drawing>
+          <wp:inline distT="0" distB="0" distL="0" distR="0" wp14:anchorId="7DCCD073" wp14:editId="4BF4BF90">
+            <wp:extent cx="6388098" cy="3743864"/>
+            <wp:effectExtent l="0" t="0" r="0" b="9525"/>
+            <wp:docPr id="1840972336" name="Imagen 8"/>
+            <wp:cNvGraphicFramePr>
+              <a:graphicFrameLocks xmlns:a="http://schemas.openxmlformats.org/drawingml/2006/main" noChangeAspect="1"/>
+            </wp:cNvGraphicFramePr>
+            <a:graphic xmlns:a="http://schemas.openxmlformats.org/drawingml/2006/main">
+              <a:graphicData uri="http://schemas.openxmlformats.org/drawingml/2006/picture">
+                <pic:pic xmlns:pic="http://schemas.openxmlformats.org/drawingml/2006/picture">
+                  <pic:nvPicPr>
+                    <pic:cNvPr id="0" name="Picture 3"/>
+                    <pic:cNvPicPr>
+                      <a:picLocks noChangeAspect="1" noChangeArrowheads="1"/>
+                    </pic:cNvPicPr>
+                  </pic:nvPicPr>
+                  <pic:blipFill>
+                    <a:blip r:embed="rId49" cstate="print">
+                      <a:extLst>
+                        <a:ext uri="{28A0092B-C50C-407E-A947-70E740481C1C}">
+                          <a14:useLocalDpi xmlns:a14="http://schemas.microsoft.com/office/drawing/2010/main" val="0"/>
+                        </a:ext>
+                      </a:extLst>
+                    </a:blip>
+                    <a:srcRect/>
+                    <a:stretch>
+                      <a:fillRect/>
+                    </a:stretch>
+                  </pic:blipFill>
+                  <pic:spPr bwMode="auto">
+                    <a:xfrm>
+                      <a:off x="0" y="0"/>
+                      <a:ext cx="6408389" cy="3755756"/>
+                    </a:xfrm>
+                    <a:prstGeom prst="rect">
+                      <a:avLst/>
+                    </a:prstGeom>
+                    <a:noFill/>
+                  </pic:spPr>
+                </pic:pic>
+              </a:graphicData>
+            </a:graphic>
+          </wp:inline>
+        </w:drawing>
+      </w:r>
+    </w:p>
+    <w:p>
+      <w:pPr>
+        <w:jc w:val="center"/>
+        <w:rPr>
+          <w:b/>
+          <w:bCs/>
+          <w:sz w:val="32"/>
+          <w:szCs w:val="32"/>
+        </w:rPr>
+      </w:pPr>
+      <w:r>
+        <w:rPr>
+          <w:b/>
+          <w:bCs/>
+          <w:sz w:val="32"/>
+          <w:szCs w:val="32"/>
+        </w:rPr>
+        <w:t xml:space="preserve">Apéndice </w:t>
+      </w:r>
+      <w:r>
+        <w:rPr>
+          <w:b/>
+          <w:bCs/>
+          <w:sz w:val="32"/>
+          <w:szCs w:val="32"/>
+        </w:rPr>
+        <w:t>I</w:t>
+      </w:r>
+      <w:r>
+        <w:rPr>
+          <w:b/>
+          <w:bCs/>
+          <w:sz w:val="32"/>
+          <w:szCs w:val="32"/>
+        </w:rPr>
+        <w:t>:</w:t>
+      </w:r>
+    </w:p>
+    <w:p>
+      <w:pPr>
+        <w:jc w:val="center"/>
+        <w:rPr>
+          <w:b/>
+          <w:bCs/>
+        </w:rPr>
+      </w:pPr>
+      <w:r>
+        <w:rPr>
+          <w:b/>
+          <w:bCs/>
+        </w:rPr>
+        <w:t>Impactos ambientales por etapa: calentamiento global y eutrofización</w:t>
+      </w:r>
+    </w:p>
+    <w:p>
+      <w:pPr>
+        <w:jc w:val="center"/>
+        <w:rPr>
+          <w:b/>
+          <w:bCs/>
+        </w:rPr>
+      </w:pPr>
+      <w:r>
+        <w:rPr>
+          <w:b/>
+          <w:bCs/>
+          <w:noProof/>
+        </w:rPr>
+        <w:drawing>
+          <wp:inline distT="0" distB="0" distL="0" distR="0" wp14:anchorId="7C1B9119" wp14:editId="7F0A5F3E">
+            <wp:extent cx="6317863" cy="3735814"/>
+            <wp:effectExtent l="0" t="0" r="6985" b="0"/>
+            <wp:docPr id="12762015" name="Imagen 9"/>
+            <wp:cNvGraphicFramePr>
+              <a:graphicFrameLocks xmlns:a="http://schemas.openxmlformats.org/drawingml/2006/main" noChangeAspect="1"/>
+            </wp:cNvGraphicFramePr>
+            <a:graphic xmlns:a="http://schemas.openxmlformats.org/drawingml/2006/main">
+              <a:graphicData uri="http://schemas.openxmlformats.org/drawingml/2006/picture">
+                <pic:pic xmlns:pic="http://schemas.openxmlformats.org/drawingml/2006/picture">
+                  <pic:nvPicPr>
+                    <pic:cNvPr id="0" name="Picture 4"/>
+                    <pic:cNvPicPr>
+                      <a:picLocks noChangeAspect="1" noChangeArrowheads="1"/>
+                    </pic:cNvPicPr>
+                  </pic:nvPicPr>
+                  <pic:blipFill>
+                    <a:blip r:embed="rId50" cstate="print">
+                      <a:extLst>
+                        <a:ext uri="{28A0092B-C50C-407E-A947-70E740481C1C}">
+                          <a14:useLocalDpi xmlns:a14="http://schemas.microsoft.com/office/drawing/2010/main" val="0"/>
+                        </a:ext>
+                      </a:extLst>
+                    </a:blip>
+                    <a:srcRect/>
+                    <a:stretch>
+                      <a:fillRect/>
+                    </a:stretch>
+                  </pic:blipFill>
+                  <pic:spPr bwMode="auto">
+                    <a:xfrm>
+                      <a:off x="0" y="0"/>
+                      <a:ext cx="6326974" cy="3741202"/>
+                    </a:xfrm>
+                    <a:prstGeom prst="rect">
+                      <a:avLst/>
+                    </a:prstGeom>
+                    <a:noFill/>
+                  </pic:spPr>
+                </pic:pic>
+              </a:graphicData>
+            </a:graphic>
+          </wp:inline>
+        </w:drawing>
+      </w:r>
+    </w:p>
+    <w:p>
+      <w:pPr>
+        <w:jc w:val="center"/>
+        <w:rPr>
+          <w:b/>
+          <w:bCs/>
+          <w:sz w:val="32"/>
+          <w:szCs w:val="32"/>
+        </w:rPr>
+      </w:pPr>
+      <w:r>
+        <w:rPr>
+          <w:b/>
+          <w:bCs/>
+          <w:sz w:val="32"/>
+          <w:szCs w:val="32"/>
+        </w:rPr>
+        <w:t xml:space="preserve">Apéndice </w:t>
+      </w:r>
+      <w:r>
+        <w:rPr>
+          <w:b/>
+          <w:bCs/>
+          <w:sz w:val="32"/>
+          <w:szCs w:val="32"/>
+        </w:rPr>
+        <w:t>J</w:t>
+      </w:r>
+      <w:r>
+        <w:rPr>
+          <w:b/>
+          <w:bCs/>
+          <w:sz w:val="32"/>
+          <w:szCs w:val="32"/>
+        </w:rPr>
+        <w:t>:</w:t>
+      </w:r>
+    </w:p>
+    <w:p>
+      <w:pPr>
+        <w:jc w:val="center"/>
+        <w:rPr>
+          <w:b/>
+          <w:bCs/>
+        </w:rPr>
+      </w:pPr>
+      <w:r>
+        <w:rPr>
+          <w:b/>
+          <w:bCs/>
+        </w:rPr>
+        <w:t>Impactos ambientales totales por escenario</w:t>
+      </w:r>
+    </w:p>
+    <w:p>
+      <w:pPr>
+        <w:jc w:val="center"/>
+        <w:rPr>
+          <w:b/>
+          <w:bCs/>
+        </w:rPr>
+      </w:pPr>
+      <w:r>
+        <w:rPr>
+          <w:b/>
+          <w:bCs/>
+          <w:noProof/>
+        </w:rPr>
+        <w:lastRenderedPageBreak/>
+        <w:drawing>
+          <wp:inline distT="0" distB="0" distL="0" distR="0" wp14:anchorId="1D1E86B5" wp14:editId="7795A5ED">
+            <wp:extent cx="3993515" cy="963295"/>
+            <wp:effectExtent l="0" t="0" r="6985" b="8255"/>
+            <wp:docPr id="347449845" name="Imagen 10"/>
+            <wp:cNvGraphicFramePr>
+              <a:graphicFrameLocks xmlns:a="http://schemas.openxmlformats.org/drawingml/2006/main" noChangeAspect="1"/>
+            </wp:cNvGraphicFramePr>
+            <a:graphic xmlns:a="http://schemas.openxmlformats.org/drawingml/2006/main">
+              <a:graphicData uri="http://schemas.openxmlformats.org/drawingml/2006/picture">
+                <pic:pic xmlns:pic="http://schemas.openxmlformats.org/drawingml/2006/picture">
+                  <pic:nvPicPr>
+                    <pic:cNvPr id="0" name="Picture 5"/>
+                    <pic:cNvPicPr>
+                      <a:picLocks noChangeAspect="1" noChangeArrowheads="1"/>
+                    </pic:cNvPicPr>
+                  </pic:nvPicPr>
+                  <pic:blipFill>
+                    <a:blip r:embed="rId51">
+                      <a:extLst>
+                        <a:ext uri="{28A0092B-C50C-407E-A947-70E740481C1C}">
+                          <a14:useLocalDpi xmlns:a14="http://schemas.microsoft.com/office/drawing/2010/main" val="0"/>
+                        </a:ext>
+                      </a:extLst>
+                    </a:blip>
+                    <a:srcRect/>
+                    <a:stretch>
+                      <a:fillRect/>
+                    </a:stretch>
+                  </pic:blipFill>
+                  <pic:spPr bwMode="auto">
+                    <a:xfrm>
+                      <a:off x="0" y="0"/>
+                      <a:ext cx="3993515" cy="963295"/>
+                    </a:xfrm>
+                    <a:prstGeom prst="rect">
+                      <a:avLst/>
+                    </a:prstGeom>
+                    <a:noFill/>
+                  </pic:spPr>
+                </pic:pic>
+              </a:graphicData>
+            </a:graphic>
+          </wp:inline>
+        </w:drawing>
+      </w:r>
+    </w:p>
+    <w:p>
+      <w:pPr>
+        <w:jc w:val="center"/>
+        <w:rPr>
+          <w:b/>
+          <w:bCs/>
+          <w:sz w:val="32"/>
+          <w:szCs w:val="32"/>
+        </w:rPr>
+      </w:pPr>
+      <w:r>
+        <w:rPr>
+          <w:b/>
+          <w:bCs/>
+          <w:sz w:val="32"/>
+          <w:szCs w:val="32"/>
+        </w:rPr>
+        <w:t xml:space="preserve">Apéndice </w:t>
+      </w:r>
+      <w:r>
+        <w:rPr>
+          <w:b/>
+          <w:bCs/>
+          <w:sz w:val="32"/>
+          <w:szCs w:val="32"/>
+        </w:rPr>
+        <w:t>K</w:t>
+      </w:r>
+      <w:r>
+        <w:rPr>
+          <w:b/>
+          <w:bCs/>
+          <w:sz w:val="32"/>
+          <w:szCs w:val="32"/>
+        </w:rPr>
+        <w:t>:</w:t>
+      </w:r>
+    </w:p>
+    <w:p>
+      <w:pPr>
+        <w:jc w:val="center"/>
+        <w:rPr>
+          <w:b/>
+          <w:bCs/>
+        </w:rPr>
+      </w:pPr>
+      <w:r>
+        <w:rPr>
+          <w:b/>
+          <w:bCs/>
+        </w:rPr>
+        <w:t>Comparación entre escenarios A y B</w:t>
+      </w:r>
+    </w:p>
+    <w:p>
+      <w:pPr>
+        <w:jc w:val="center"/>
+        <w:rPr>
+          <w:b/>
+          <w:bCs/>
+        </w:rPr>
+      </w:pPr>
+    </w:p>
+    <w:p>
+      <w:pPr>
+        <w:jc w:val="center"/>
+        <w:rPr>
+          <w:b/>
+          <w:bCs/>
+        </w:rPr>
+      </w:pPr>
+      <w:r>
+        <w:rPr>
+          <w:b/>
+          <w:bCs/>
+          <w:noProof/>
+        </w:rPr>
+        <w:drawing>
+          <wp:inline distT="0" distB="0" distL="0" distR="0" wp14:anchorId="4509D615" wp14:editId="091829DB">
+            <wp:extent cx="6048914" cy="364133"/>
+            <wp:effectExtent l="0" t="0" r="0" b="0"/>
+            <wp:docPr id="1703951201" name="Imagen 11"/>
+            <wp:cNvGraphicFramePr>
+              <a:graphicFrameLocks xmlns:a="http://schemas.openxmlformats.org/drawingml/2006/main" noChangeAspect="1"/>
+            </wp:cNvGraphicFramePr>
+            <a:graphic xmlns:a="http://schemas.openxmlformats.org/drawingml/2006/main">
+              <a:graphicData uri="http://schemas.openxmlformats.org/drawingml/2006/picture">
+                <pic:pic xmlns:pic="http://schemas.openxmlformats.org/drawingml/2006/picture">
+                  <pic:nvPicPr>
+                    <pic:cNvPr id="0" name="Picture 6"/>
+                    <pic:cNvPicPr>
+                      <a:picLocks noChangeAspect="1" noChangeArrowheads="1"/>
+                    </pic:cNvPicPr>
+                  </pic:nvPicPr>
+                  <pic:blipFill>
+                    <a:blip r:embed="rId52" cstate="print">
+                      <a:extLst>
+                        <a:ext uri="{28A0092B-C50C-407E-A947-70E740481C1C}">
+                          <a14:useLocalDpi xmlns:a14="http://schemas.microsoft.com/office/drawing/2010/main" val="0"/>
+                        </a:ext>
+                      </a:extLst>
+                    </a:blip>
+                    <a:srcRect/>
+                    <a:stretch>
+                      <a:fillRect/>
+                    </a:stretch>
+                  </pic:blipFill>
+                  <pic:spPr bwMode="auto">
+                    <a:xfrm>
+                      <a:off x="0" y="0"/>
+                      <a:ext cx="6213763" cy="374057"/>
+                    </a:xfrm>
+                    <a:prstGeom prst="rect">
+                      <a:avLst/>
+                    </a:prstGeom>
+                    <a:noFill/>
+                  </pic:spPr>
+                </pic:pic>
+              </a:graphicData>
+            </a:graphic>
+          </wp:inline>
+        </w:drawing>
+      </w:r>
+    </w:p>
     <w:sectPr>
-      <w:footerReference w:type="even" r:id="rId43"/>
-      <w:footerReference w:type="default" r:id="rId44"/>
-      <w:footerReference w:type="first" r:id="rId45"/>
+      <w:footerReference w:type="even" r:id="rId53"/>
+      <w:footerReference w:type="default" r:id="rId54"/>
+      <w:footerReference w:type="first" r:id="rId55"/>
       <w:pgSz w:w="12240" w:h="15840"/>
       <w:pgMar w:top="1500" w:right="1320" w:bottom="1260" w:left="1340" w:header="0" w:footer="980" w:gutter="0"/>
       <w:cols w:space="720"/>
@@ -41478,7 +43405,6 @@
   <w:style w:type="character" w:default="1" w:styleId="Fuentedeprrafopredeter">
     <w:name w:val="Default Paragraph Font"/>
     <w:uiPriority w:val="1"/>
-    <w:semiHidden/>
     <w:unhideWhenUsed/>
   </w:style>
   <w:style w:type="table" w:default="1" w:styleId="Tablanormal">
@@ -41732,6 +43658,18 @@
     <w:pPr>
       <w:widowControl/>
     </w:pPr>
+  </w:style>
+  <w:style w:type="paragraph" w:styleId="NormalWeb">
+    <w:name w:val="Normal (Web)"/>
+    <w:basedOn w:val="Normal"/>
+    <w:uiPriority w:val="99"/>
+    <w:semiHidden/>
+    <w:unhideWhenUsed/>
+    <w:rsid w:val="00DD0049"/>
+    <w:rPr>
+      <w:sz w:val="24"/>
+      <w:szCs w:val="24"/>
+    </w:rPr>
   </w:style>
 </w:styles>
 </file>
@@ -42057,28 +43995,28 @@
 </file>
 
 <file path=customXml/item1.xml><?xml version="1.0" encoding="utf-8"?>
+<b:Sources xmlns:b="http://schemas.openxmlformats.org/officeDocument/2006/bibliography" xmlns="http://schemas.openxmlformats.org/officeDocument/2006/bibliography" SelectedStyle="\APASixthEditionOfficeOnline.xsl" StyleName="APA" Version="6"/>
+</file>
+
+<file path=customXml/item2.xml><?xml version="1.0" encoding="utf-8"?>
 <go:gDocsCustomXmlDataStorage xmlns:go="http://customooxmlschemas.google.com/" xmlns:r="http://schemas.openxmlformats.org/officeDocument/2006/relationships" uri="GoogleDocsCustomDataVersion2">
   <go:docsCustomData xmlns:go="http://customooxmlschemas.google.com/" roundtripDataSignature="AMtx7mjz1q8q2d9L0vspV20xYiKQ5CxgHQ==">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</go:docsCustomData>
 </go:gDocsCustomXmlDataStorage>
 </file>
 
-<file path=customXml/item2.xml><?xml version="1.0" encoding="utf-8"?>
-<b:Sources xmlns:b="http://schemas.openxmlformats.org/officeDocument/2006/bibliography" xmlns="http://schemas.openxmlformats.org/officeDocument/2006/bibliography" SelectedStyle="\APASixthEditionOfficeOnline.xsl" StyleName="APA" Version="6"/>
-</file>
-
 <file path=customXml/itemProps1.xml><?xml version="1.0" encoding="utf-8"?>
-<ds:datastoreItem xmlns:ds="http://schemas.openxmlformats.org/officeDocument/2006/customXml" ds:itemID="{11111111-1234-1234-1234-123412341234}">
+<ds:datastoreItem xmlns:ds="http://schemas.openxmlformats.org/officeDocument/2006/customXml" ds:itemID="{E18B4D62-2370-4B8D-B9C9-D9F88762DA47}">
   <ds:schemaRefs>
-    <ds:schemaRef ds:uri="http://customooxmlschemas.google.com/"/>
-    <ds:schemaRef ds:uri="http://schemas.openxmlformats.org/officeDocument/2006/relationships"/>
+    <ds:schemaRef ds:uri="http://schemas.openxmlformats.org/officeDocument/2006/bibliography"/>
   </ds:schemaRefs>
 </ds:datastoreItem>
 </file>
 
 <file path=customXml/itemProps2.xml><?xml version="1.0" encoding="utf-8"?>
-<ds:datastoreItem xmlns:ds="http://schemas.openxmlformats.org/officeDocument/2006/customXml" ds:itemID="{E18B4D62-2370-4B8D-B9C9-D9F88762DA47}">
+<ds:datastoreItem xmlns:ds="http://schemas.openxmlformats.org/officeDocument/2006/customXml" ds:itemID="{11111111-1234-1234-1234-123412341234}">
   <ds:schemaRefs>
-    <ds:schemaRef ds:uri="http://schemas.openxmlformats.org/officeDocument/2006/bibliography"/>
+    <ds:schemaRef ds:uri="http://customooxmlschemas.google.com/"/>
+    <ds:schemaRef ds:uri="http://schemas.openxmlformats.org/officeDocument/2006/relationships"/>
   </ds:schemaRefs>
 </ds:datastoreItem>
 </file>
